--- a/diary/summer_d5.1.docx
+++ b/diary/summer_d5.1.docx
@@ -3853,22 +3853,34 @@
         <w:t xml:space="preserve"> </w:t>
       </w:r>
       <w:r>
-        <w:t xml:space="preserve">neurons. Real activations need the OpenNMT en-de BiLSTM checkpoint named in</w:t>
-      </w:r>
-      <w:r>
-        <w:t xml:space="preserve"> </w:t>
-      </w:r>
-      <w:r>
-        <w:rPr>
-          <w:rStyle w:val="VerbatimChar"/>
-        </w:rPr>
-        <w:t xml:space="preserve">nli/models/README.md</w:t>
-      </w:r>
-      <w:r>
-        <w:t xml:space="preserve"> </w:t>
-      </w:r>
-      <w:r>
-        <w:t xml:space="preserve">— an external download, not yet fetched.</w:t>
+        <w:t xml:space="preserve">neurons. Real activations need a trained SNLI model — see §9(A2);</w:t>
+      </w:r>
+      <w:r>
+        <w:t xml:space="preserve"> </w:t>
+      </w:r>
+      <w:r>
+        <w:rPr>
+          <w:b/>
+          <w:bCs/>
+        </w:rPr>
+        <w:t xml:space="preserve">no external download is</w:t>
+      </w:r>
+      <w:r>
+        <w:rPr>
+          <w:b/>
+          <w:bCs/>
+        </w:rPr>
+        <w:t xml:space="preserve"> </w:t>
+      </w:r>
+      <w:r>
+        <w:rPr>
+          <w:b/>
+          <w:bCs/>
+        </w:rPr>
+        <w:t xml:space="preserve">involved</w:t>
+      </w:r>
+      <w:r>
+        <w:t xml:space="preserve">, contrary to an earlier draft of this entry.</w:t>
       </w:r>
     </w:p>
     <w:p>
@@ -3930,13 +3942,13 @@
         <w:t xml:space="preserve"> </w:t>
       </w:r>
       <w:r>
-        <w:t xml:space="preserve">Fetch the encoder checkpoint, dump unit activations over the same</w:t>
-      </w:r>
-      <w:r>
-        <w:t xml:space="preserve"> </w:t>
-      </w:r>
-      <w:r>
-        <w:t xml:space="preserve">token axis, and replace the proxy neuron. This upgrades the claim from</w:t>
+        <w:t xml:space="preserve">Replace the proxy neuron with real unit activations over the same</w:t>
+      </w:r>
+      <w:r>
+        <w:t xml:space="preserve"> </w:t>
+      </w:r>
+      <w:r>
+        <w:t xml:space="preserve">token axis. This upgrades the claim from</w:t>
       </w:r>
       <w:r>
         <w:t xml:space="preserve"> </w:t>
@@ -3971,6 +3983,291 @@
       </w:r>
       <w:r>
         <w:t xml:space="preserve">“real neurons in a trained model do.”</w:t>
+      </w:r>
+      <w:r>
+        <w:t xml:space="preserve"> </w:t>
+      </w:r>
+      <w:r>
+        <w:rPr>
+          <w:b/>
+          <w:bCs/>
+        </w:rPr>
+        <w:t xml:space="preserve">Cheaper than first assessed.</w:t>
+      </w:r>
+      <w:r>
+        <w:t xml:space="preserve"> </w:t>
+      </w:r>
+      <w:r>
+        <w:t xml:space="preserve">An earlier draft</w:t>
+      </w:r>
+      <w:r>
+        <w:t xml:space="preserve"> </w:t>
+      </w:r>
+      <w:r>
+        <w:t xml:space="preserve">said this required fetching the OpenNMT en-de BiLSTM from</w:t>
+      </w:r>
+      <w:r>
+        <w:t xml:space="preserve"> </w:t>
+      </w:r>
+      <w:r>
+        <w:rPr>
+          <w:rStyle w:val="VerbatimChar"/>
+        </w:rPr>
+        <w:t xml:space="preserve">nli/models/README.md</w:t>
+      </w:r>
+      <w:r>
+        <w:t xml:space="preserve">; that</w:t>
+      </w:r>
+      <w:r>
+        <w:t xml:space="preserve"> </w:t>
+      </w:r>
+      <w:r>
+        <w:t xml:space="preserve">checkpoint belongs to the</w:t>
+      </w:r>
+      <w:r>
+        <w:t xml:space="preserve"> </w:t>
+      </w:r>
+      <w:r>
+        <w:rPr>
+          <w:b/>
+          <w:bCs/>
+        </w:rPr>
+        <w:t xml:space="preserve">MT</w:t>
+      </w:r>
+      <w:r>
+        <w:t xml:space="preserve"> </w:t>
+      </w:r>
+      <w:r>
+        <w:t xml:space="preserve">half of that codebase and the NLI path never touches it.</w:t>
+      </w:r>
+      <w:r>
+        <w:t xml:space="preserve"> </w:t>
+      </w:r>
+      <w:r>
+        <w:rPr>
+          <w:rStyle w:val="VerbatimChar"/>
+        </w:rPr>
+        <w:t xml:space="preserve">settings.py</w:t>
+      </w:r>
+      <w:r>
+        <w:t xml:space="preserve"> </w:t>
+      </w:r>
+      <w:r>
+        <w:t xml:space="preserve">points at</w:t>
+      </w:r>
+      <w:r>
+        <w:t xml:space="preserve"> </w:t>
+      </w:r>
+      <w:r>
+        <w:rPr>
+          <w:rStyle w:val="VerbatimChar"/>
+        </w:rPr>
+        <w:t xml:space="preserve">models/bowman_snli/6.pth</w:t>
+      </w:r>
+      <w:r>
+        <w:t xml:space="preserve"> </w:t>
+      </w:r>
+      <w:r>
+        <w:t xml:space="preserve">with</w:t>
+      </w:r>
+      <w:r>
+        <w:t xml:space="preserve"> </w:t>
+      </w:r>
+      <w:r>
+        <w:rPr>
+          <w:rStyle w:val="VerbatimChar"/>
+        </w:rPr>
+        <w:t xml:space="preserve">MODEL_TYPE = "bowman"</w:t>
+      </w:r>
+      <w:r>
+        <w:t xml:space="preserve"> </w:t>
+      </w:r>
+      <w:r>
+        <w:t xml:space="preserve">— a Bowman</w:t>
+      </w:r>
+      <w:r>
+        <w:t xml:space="preserve"> </w:t>
+      </w:r>
+      <w:r>
+        <w:t xml:space="preserve">SNLI entailment classifier (</w:t>
+      </w:r>
+      <w:r>
+        <w:rPr>
+          <w:rStyle w:val="VerbatimChar"/>
+        </w:rPr>
+        <w:t xml:space="preserve">BowmanEntailmentClassifier</w:t>
+      </w:r>
+      <w:r>
+        <w:t xml:space="preserve">,</w:t>
+      </w:r>
+      <w:r>
+        <w:t xml:space="preserve"> </w:t>
+      </w:r>
+      <w:r>
+        <w:rPr>
+          <w:rStyle w:val="VerbatimChar"/>
+        </w:rPr>
+        <w:t xml:space="preserve">models.py</w:t>
+      </w:r>
+      <w:r>
+        <w:t xml:space="preserve">) produced locally by</w:t>
+      </w:r>
+      <w:r>
+        <w:t xml:space="preserve"> </w:t>
+      </w:r>
+      <w:r>
+        <w:rPr>
+          <w:rStyle w:val="VerbatimChar"/>
+        </w:rPr>
+        <w:t xml:space="preserve">snli_train.py</w:t>
+      </w:r>
+      <w:r>
+        <w:t xml:space="preserve">, which writes</w:t>
+      </w:r>
+      <w:r>
+        <w:t xml:space="preserve"> </w:t>
+      </w:r>
+      <w:r>
+        <w:rPr>
+          <w:rStyle w:val="VerbatimChar"/>
+        </w:rPr>
+        <w:t xml:space="preserve">{epoch}.pth</w:t>
+      </w:r>
+      <w:r>
+        <w:t xml:space="preserve">; the checked-in</w:t>
+      </w:r>
+      <w:r>
+        <w:t xml:space="preserve"> </w:t>
+      </w:r>
+      <w:r>
+        <w:rPr>
+          <w:rStyle w:val="VerbatimChar"/>
+        </w:rPr>
+        <w:t xml:space="preserve">preds/6_snli_1.0_dev.csv</w:t>
+      </w:r>
+      <w:r>
+        <w:t xml:space="preserve"> </w:t>
+      </w:r>
+      <w:r>
+        <w:t xml:space="preserve">is</w:t>
+      </w:r>
+      <w:r>
+        <w:t xml:space="preserve"> </w:t>
+      </w:r>
+      <w:r>
+        <w:t xml:space="preserve">that epoch-6 model’s output. So the step is</w:t>
+      </w:r>
+      <w:r>
+        <w:t xml:space="preserve"> </w:t>
+      </w:r>
+      <w:r>
+        <w:rPr>
+          <w:b/>
+          <w:bCs/>
+        </w:rPr>
+        <w:t xml:space="preserve">train a small LSTM, not download anything</w:t>
+      </w:r>
+      <w:r>
+        <w:t xml:space="preserve">,</w:t>
+      </w:r>
+      <w:r>
+        <w:t xml:space="preserve"> </w:t>
+      </w:r>
+      <w:r>
+        <w:t xml:space="preserve">and it is CPU-feasible. The plumbing already lines up:</w:t>
+      </w:r>
+      <w:r>
+        <w:t xml:space="preserve"> </w:t>
+      </w:r>
+      <w:r>
+        <w:rPr>
+          <w:rStyle w:val="VerbatimChar"/>
+        </w:rPr>
+        <w:t xml:space="preserve">analyze.py:extract_features()</w:t>
+      </w:r>
+      <w:r>
+        <w:t xml:space="preserve"> </w:t>
+      </w:r>
+      <w:r>
+        <w:t xml:space="preserve">collects per-token hidden states</w:t>
+      </w:r>
+      <w:r>
+        <w:t xml:space="preserve"> </w:t>
+      </w:r>
+      <w:r>
+        <w:rPr>
+          <w:rStyle w:val="VerbatimChar"/>
+        </w:rPr>
+        <w:t xml:space="preserve">(n_tokens, n_units)</w:t>
+      </w:r>
+      <w:r>
+        <w:t xml:space="preserve"> </w:t>
+      </w:r>
+      <w:r>
+        <w:t xml:space="preserve">and</w:t>
+      </w:r>
+      <w:r>
+        <w:t xml:space="preserve"> </w:t>
+      </w:r>
+      <w:r>
+        <w:rPr>
+          <w:rStyle w:val="VerbatimChar"/>
+        </w:rPr>
+        <w:t xml:space="preserve">quantile_features()</w:t>
+      </w:r>
+      <w:r>
+        <w:t xml:space="preserve"> </w:t>
+      </w:r>
+      <w:r>
+        <w:t xml:space="preserve">thresholds</w:t>
+      </w:r>
+      <w:r>
+        <w:t xml:space="preserve"> </w:t>
+      </w:r>
+      <w:r>
+        <w:t xml:space="preserve">each unit into a boolean mask over tokens — precisely the</w:t>
+      </w:r>
+      <w:r>
+        <w:t xml:space="preserve"> </w:t>
+      </w:r>
+      <w:r>
+        <w:rPr>
+          <w:rStyle w:val="VerbatimChar"/>
+        </w:rPr>
+        <w:t xml:space="preserve">bitmaps</w:t>
+      </w:r>
+      <w:r>
+        <w:t xml:space="preserve"> </w:t>
+      </w:r>
+      <w:r>
+        <w:t xml:space="preserve">array</w:t>
+      </w:r>
+      <w:r>
+        <w:t xml:space="preserve"> </w:t>
+      </w:r>
+      <w:r>
+        <w:rPr>
+          <w:rStyle w:val="VerbatimChar"/>
+        </w:rPr>
+        <w:t xml:space="preserve">real_token_search.py</w:t>
+      </w:r>
+      <w:r>
+        <w:t xml:space="preserve"> </w:t>
+      </w:r>
+      <w:r>
+        <w:t xml:space="preserve">currently fills with the proxy, so the swap is one array plus a</w:t>
+      </w:r>
+      <w:r>
+        <w:t xml:space="preserve"> </w:t>
+      </w:r>
+      <w:r>
+        <w:t xml:space="preserve">training run. Our own task7 Bowman LSTM (0.775 dev) is the same architecture family and is</w:t>
+      </w:r>
+      <w:r>
+        <w:t xml:space="preserve"> </w:t>
+      </w:r>
+      <w:r>
+        <w:t xml:space="preserve">an alternative source of units.</w:t>
       </w:r>
     </w:p>
     <w:p>

--- a/diary/summer_d5.1.docx
+++ b/diary/summer_d5.1.docx
@@ -2,7 +2,7 @@
 <file path=word/document.xml><?xml version="1.0" encoding="utf-8"?>
 <w:document xmlns:w="http://schemas.openxmlformats.org/wordprocessingml/2006/main" xmlns:m="http://schemas.openxmlformats.org/officeDocument/2006/math" xmlns:r="http://schemas.openxmlformats.org/officeDocument/2006/relationships" xmlns:o="urn:schemas-microsoft-com:office:office" xmlns:v="urn:schemas-microsoft-com:vml" xmlns:w10="urn:schemas-microsoft-com:office:word" xmlns:a="http://schemas.openxmlformats.org/drawingml/2006/main" xmlns:pic="http://schemas.openxmlformats.org/drawingml/2006/picture" xmlns:wp="http://schemas.openxmlformats.org/drawingml/2006/wordprocessingDrawing">
   <w:body>
-    <w:bookmarkStart w:id="20" w:name="Xc31ba891ae0bf3670ed82403b5ee12a98a389f5"/>
+    <w:bookmarkStart w:id="21" w:name="Xc31ba891ae0bf3670ed82403b5ee12a98a389f5"/>
     <w:p>
       <w:pPr>
         <w:pStyle w:val="Heading1"/>
@@ -157,14 +157,15 @@
         <w:t xml:space="preserve">severity, and the wall lives on a different axis than D5 reported.</w:t>
       </w:r>
     </w:p>
-    <w:bookmarkStart w:id="9" w:name="headline"/>
     <w:p>
       <w:pPr>
-        <w:pStyle w:val="Heading2"/>
-      </w:pPr>
-      <w:r>
-        <w:t xml:space="preserve">0. Headline</w:t>
-      </w:r>
+        <w:pStyle w:val="Heading3"/>
+      </w:pPr>
+      <w:bookmarkStart w:id="9" w:name="X80f9fcef0a1aee5b0a5af118b540472c526dbb0"/>
+      <w:r>
+        <w:t xml:space="preserve">⚠️ Corrections from later entries (added D5.5, in place — nothing deleted)</w:t>
+      </w:r>
+      <w:bookmarkEnd w:id="9"/>
     </w:p>
     <w:p>
       <w:pPr>
@@ -179,44 +180,68 @@
           <w:b/>
           <w:bCs/>
         </w:rPr>
-        <w:t xml:space="preserve">No new dependencies.</w:t>
-      </w:r>
-      <w:r>
-        <w:t xml:space="preserve"> </w:t>
-      </w:r>
-      <w:r>
-        <w:t xml:space="preserve">The token annotations (</w:t>
-      </w:r>
-      <w:r>
-        <w:rPr>
-          <w:rStyle w:val="VerbatimChar"/>
-        </w:rPr>
-        <w:t xml:space="preserve">snli_1.0_dev.feats</w:t>
-      </w:r>
-      <w:r>
-        <w:t xml:space="preserve">) ship pre-computed in</w:t>
-      </w:r>
-      <w:r>
-        <w:t xml:space="preserve"> </w:t>
-      </w:r>
-      <w:r>
-        <w:t xml:space="preserve">the Compositional Explanations of Neurons NLI codebase, so this needs no spaCy, no benepar,</w:t>
-      </w:r>
-      <w:r>
-        <w:t xml:space="preserve"> </w:t>
-      </w:r>
-      <w:r>
-        <w:t xml:space="preserve">no GPU, and no model checkpoint. It ran on a laptop;</w:t>
-      </w:r>
-      <w:r>
-        <w:t xml:space="preserve"> </w:t>
+        <w:t xml:space="preserve">Finding 4,</w:t>
       </w:r>
       <w:r>
         <w:rPr>
           <w:b/>
           <w:bCs/>
         </w:rPr>
-        <w:t xml:space="preserve">no Nautilus pod was used.</w:t>
+        <w:t xml:space="preserve"> </w:t>
+      </w:r>
+      <w:r>
+        <w:rPr>
+          <w:b/>
+          <w:bCs/>
+        </w:rPr>
+        <w:t xml:space="preserve">“the wall arrives on the K axis”</w:t>
+      </w:r>
+      <w:r>
+        <w:rPr>
+          <w:b/>
+          <w:bCs/>
+        </w:rPr>
+        <w:t xml:space="preserve">: superseded by D5.5 §3.</w:t>
+      </w:r>
+      <w:r>
+        <w:t xml:space="preserve"> </w:t>
+      </w:r>
+      <w:r>
+        <w:t xml:space="preserve">The wall arrives on</w:t>
+      </w:r>
+      <w:r>
+        <w:t xml:space="preserve"> </w:t>
+      </w:r>
+      <w:r>
+        <w:t xml:space="preserve">the</w:t>
+      </w:r>
+      <w:r>
+        <w:t xml:space="preserve"> </w:t>
+      </w:r>
+      <w:r>
+        <w:rPr>
+          <w:b/>
+          <w:bCs/>
+        </w:rPr>
+        <w:t xml:space="preserve">length</w:t>
+      </w:r>
+      <w:r>
+        <w:t xml:space="preserve"> </w:t>
+      </w:r>
+      <w:r>
+        <w:t xml:space="preserve">axis. At M=24,199, exact search at length 3 terminates in 4.7–8.5 s even at</w:t>
+      </w:r>
+      <w:r>
+        <w:t xml:space="preserve"> </w:t>
+      </w:r>
+      <w:r>
+        <w:t xml:space="preserve">K=50 all-categories, while length 4 at K=15 takes 200–1,500 s with timeouts. K=15→50 at</w:t>
+      </w:r>
+      <w:r>
+        <w:t xml:space="preserve"> </w:t>
+      </w:r>
+      <w:r>
+        <w:t xml:space="preserve">length 3 costs ~4x; length 3→4 at K=15 costs 100x or more.</w:t>
       </w:r>
     </w:p>
     <w:p>
@@ -232,55 +257,43 @@
           <w:b/>
           <w:bCs/>
         </w:rPr>
-        <w:t xml:space="preserve">The controlled contrast comes free with the data.</w:t>
-      </w:r>
-      <w:r>
-        <w:t xml:space="preserve"> </w:t>
-      </w:r>
-      <w:r>
-        <w:t xml:space="preserve">Single-valued annotation categories</w:t>
-      </w:r>
-      <w:r>
-        <w:t xml:space="preserve"> </w:t>
-      </w:r>
-      <w:r>
-        <w:t xml:space="preserve">(</w:t>
-      </w:r>
-      <w:r>
-        <w:rPr>
-          <w:rStyle w:val="VerbatimChar"/>
-        </w:rPr>
-        <w:t xml:space="preserve">tag</w:t>
-      </w:r>
-      <w:r>
-        <w:t xml:space="preserve">,</w:t>
-      </w:r>
-      <w:r>
-        <w:t xml:space="preserve"> </w:t>
-      </w:r>
-      <w:r>
-        <w:rPr>
-          <w:rStyle w:val="VerbatimChar"/>
-        </w:rPr>
-        <w:t xml:space="preserve">dep</w:t>
-      </w:r>
-      <w:r>
-        <w:t xml:space="preserve">,</w:t>
-      </w:r>
-      <w:r>
-        <w:t xml:space="preserve"> </w:t>
-      </w:r>
-      <w:r>
-        <w:rPr>
-          <w:rStyle w:val="VerbatimChar"/>
-        </w:rPr>
-        <w:t xml:space="preserve">lemma</w:t>
-      </w:r>
-      <w:r>
-        <w:t xml:space="preserve"> </w:t>
-      </w:r>
-      <w:r>
-        <w:t xml:space="preserve">alone) are disjoint</w:t>
+        <w:t xml:space="preserve">Finding 3,</w:t>
+      </w:r>
+      <w:r>
+        <w:rPr>
+          <w:b/>
+          <w:bCs/>
+        </w:rPr>
+        <w:t xml:space="preserve"> </w:t>
+      </w:r>
+      <w:r>
+        <w:rPr>
+          <w:b/>
+          <w:bCs/>
+        </w:rPr>
+        <w:t xml:space="preserve">“~half the concept pairs stay disjoint”</w:t>
+      </w:r>
+      <w:r>
+        <w:rPr>
+          <w:b/>
+          <w:bCs/>
+        </w:rPr>
+        <w:t xml:space="preserve">: needs qualifying (D5.5 §1).</w:t>
+      </w:r>
+      <w:r>
+        <w:t xml:space="preserve"> </w:t>
+      </w:r>
+      <w:r>
+        <w:rPr>
+          <w:rStyle w:val="VerbatimChar"/>
+        </w:rPr>
+        <w:t xml:space="preserve">disjoint_pairs</w:t>
+      </w:r>
+      <w:r>
+        <w:t xml:space="preserve"> </w:t>
+      </w:r>
+      <w:r>
+        <w:t xml:space="preserve">is a property of the</w:t>
       </w:r>
       <w:r>
         <w:t xml:space="preserve"> </w:t>
@@ -290,10 +303,16 @@
           <w:i/>
           <w:iCs/>
         </w:rPr>
-        <w:t xml:space="preserve">by construction</w:t>
-      </w:r>
-      <w:r>
-        <w:t xml:space="preserve">; all categories at once overlap</w:t>
+        <w:t xml:space="preserve">vocabulary</w:t>
+      </w:r>
+      <w:r>
+        <w:t xml:space="preserve">. The paper’s §4.3 variable is the</w:t>
+      </w:r>
+      <w:r>
+        <w:t xml:space="preserve"> </w:t>
+      </w:r>
+      <w:r>
+        <w:t xml:space="preserve">fraction of</w:t>
       </w:r>
       <w:r>
         <w:t xml:space="preserve"> </w:t>
@@ -303,16 +322,32 @@
           <w:i/>
           <w:iCs/>
         </w:rPr>
-        <w:t xml:space="preserve">by construction</w:t>
-      </w:r>
-      <w:r>
-        <w:t xml:space="preserve">. Only the admitted concept vocabulary changes between arms — the token set</w:t>
-      </w:r>
-      <w:r>
-        <w:t xml:space="preserve"> </w:t>
-      </w:r>
-      <w:r>
-        <w:t xml:space="preserve">is identical. The regime shift is therefore a property of NLP annotation, not of our generator.</w:t>
+        <w:t xml:space="preserve">elements</w:t>
+      </w:r>
+      <w:r>
+        <w:t xml:space="preserve"> </w:t>
+      </w:r>
+      <w:r>
+        <w:t xml:space="preserve">carrying exactly one concept, which is</w:t>
+      </w:r>
+      <w:r>
+        <w:t xml:space="preserve"> </w:t>
+      </w:r>
+      <w:r>
+        <w:rPr>
+          <w:b/>
+          <w:bCs/>
+        </w:rPr>
+        <w:t xml:space="preserve">13.9%</w:t>
+      </w:r>
+      <w:r>
+        <w:t xml:space="preserve">, not ~51%, and it</w:t>
+      </w:r>
+      <w:r>
+        <w:t xml:space="preserve"> </w:t>
+      </w:r>
+      <w:r>
+        <w:t xml:space="preserve">falls as the corpus grows. The two statistics point opposite ways.</w:t>
       </w:r>
     </w:p>
     <w:p>
@@ -328,35 +363,13 @@
           <w:b/>
           <w:bCs/>
         </w:rPr>
-        <w:t xml:space="preserve">Validation:</w:t>
-      </w:r>
-      <w:r>
-        <w:t xml:space="preserve"> </w:t>
-      </w:r>
-      <w:r>
-        <w:t xml:space="preserve">the disjoint arms reproduce D5’s synthetic control</w:t>
-      </w:r>
-      <w:r>
-        <w:t xml:space="preserve"> </w:t>
-      </w:r>
-      <w:r>
-        <w:rPr>
-          <w:i/>
-          <w:iCs/>
-        </w:rPr>
-        <w:t xml:space="preserve">exactly</w:t>
-      </w:r>
-      <w:r>
-        <w:t xml:space="preserve"> </w:t>
-      </w:r>
-      <w:r>
-        <w:t xml:space="preserve">(mean overlap</w:t>
-      </w:r>
-      <w:r>
-        <w:t xml:space="preserve"> </w:t>
-      </w:r>
-      <w:r>
-        <w:t xml:space="preserve">1.00, common 0%, every pair disjoint, 2 nodes visited).</w:t>
+        <w:t xml:space="preserve">The 2,547-token corpus is superseded</w:t>
+      </w:r>
+      <w:r>
+        <w:t xml:space="preserve"> </w:t>
+      </w:r>
+      <w:r>
+        <w:t xml:space="preserve">by 24,199 tokens (D5.5 §1).</w:t>
       </w:r>
     </w:p>
     <w:p>
@@ -368,74 +381,32 @@
         </w:numPr>
       </w:pPr>
       <w:r>
+        <w:t xml:space="preserve">Results here use the</w:t>
+      </w:r>
+      <w:r>
+        <w:t xml:space="preserve"> </w:t>
+      </w:r>
+      <w:r>
         <w:rPr>
           <w:b/>
           <w:bCs/>
         </w:rPr>
-        <w:t xml:space="preserve">Correction to D5:</w:t>
-      </w:r>
-      <w:r>
-        <w:t xml:space="preserve"> </w:t>
-      </w:r>
-      <w:r>
-        <w:t xml:space="preserve">real overlap is more severe on paper (mean 4.20 vs synthetic 2.86,</w:t>
-      </w:r>
-      <w:r>
-        <w:t xml:space="preserve"> </w:t>
-      </w:r>
-      <w:r>
-        <w:t xml:space="preserve">tokens in up to 7 concepts) yet</w:t>
-      </w:r>
-      <w:r>
-        <w:t xml:space="preserve"> </w:t>
-      </w:r>
-      <w:r>
-        <w:rPr>
-          <w:i/>
-          <w:iCs/>
-        </w:rPr>
-        <w:t xml:space="preserve">far more tractable</w:t>
-      </w:r>
-      <w:r>
-        <w:t xml:space="preserve">, because it is block-structured —</w:t>
-      </w:r>
-      <w:r>
-        <w:t xml:space="preserve"> </w:t>
-      </w:r>
-      <w:r>
-        <w:t xml:space="preserve">concepts are mutually exclusive</w:t>
-      </w:r>
-      <w:r>
-        <w:t xml:space="preserve"> </w:t>
-      </w:r>
-      <w:r>
-        <w:rPr>
-          <w:b/>
-          <w:bCs/>
-        </w:rPr>
-        <w:t xml:space="preserve">within</w:t>
-      </w:r>
-      <w:r>
-        <w:t xml:space="preserve"> </w:t>
-      </w:r>
-      <w:r>
-        <w:t xml:space="preserve">a category, so most disjoint pairs survive and the</w:t>
-      </w:r>
-      <w:r>
-        <w:t xml:space="preserve"> </w:t>
-      </w:r>
-      <w:r>
-        <w:t xml:space="preserve">fast-path is degraded rather than removed.</w:t>
-      </w:r>
-      <w:r>
-        <w:t xml:space="preserve"> </w:t>
-      </w:r>
-      <w:r>
-        <w:rPr>
-          <w:b/>
-          <w:bCs/>
-        </w:rPr>
-        <w:t xml:space="preserve">Uniform random overlap overstates the damage.</w:t>
+        <w:t xml:space="preserve">proxy</w:t>
+      </w:r>
+      <w:r>
+        <w:t xml:space="preserve"> </w:t>
+      </w:r>
+      <w:r>
+        <w:t xml:space="preserve">neuron throughout.</w:t>
+      </w:r>
+    </w:p>
+    <w:bookmarkStart w:id="10" w:name="headline"/>
+    <w:p>
+      <w:pPr>
+        <w:pStyle w:val="Heading2"/>
+      </w:pPr>
+      <w:r>
+        <w:t xml:space="preserve">0. Headline</w:t>
       </w:r>
     </w:p>
     <w:p>
@@ -443,7 +414,7 @@
         <w:pStyle w:val="Compact"/>
         <w:numPr>
           <w:ilvl w:val="0"/>
-          <w:numId w:val="1001"/>
+          <w:numId w:val="1002"/>
         </w:numPr>
       </w:pPr>
       <w:r>
@@ -451,19 +422,34 @@
           <w:b/>
           <w:bCs/>
         </w:rPr>
-        <w:t xml:space="preserve">The wall is real but sits on the K axis, not length alone.</w:t>
-      </w:r>
-      <w:r>
-        <w:t xml:space="preserve"> </w:t>
-      </w:r>
-      <w:r>
-        <w:t xml:space="preserve">K=50 / length 4 does not</w:t>
-      </w:r>
-      <w:r>
-        <w:t xml:space="preserve"> </w:t>
-      </w:r>
-      <w:r>
-        <w:t xml:space="preserve">terminate; a K-matched disjoint control at the same size visits</w:t>
+        <w:t xml:space="preserve">No new dependencies.</w:t>
+      </w:r>
+      <w:r>
+        <w:t xml:space="preserve"> </w:t>
+      </w:r>
+      <w:r>
+        <w:t xml:space="preserve">The token annotations (</w:t>
+      </w:r>
+      <w:r>
+        <w:rPr>
+          <w:rStyle w:val="VerbatimChar"/>
+        </w:rPr>
+        <w:t xml:space="preserve">snli_1.0_dev.feats</w:t>
+      </w:r>
+      <w:r>
+        <w:t xml:space="preserve">) ship pre-computed in</w:t>
+      </w:r>
+      <w:r>
+        <w:t xml:space="preserve"> </w:t>
+      </w:r>
+      <w:r>
+        <w:t xml:space="preserve">the Compositional Explanations of Neurons NLI codebase, so this needs no spaCy, no benepar,</w:t>
+      </w:r>
+      <w:r>
+        <w:t xml:space="preserve"> </w:t>
+      </w:r>
+      <w:r>
+        <w:t xml:space="preserve">no GPU, and no model checkpoint. It ran on a laptop;</w:t>
       </w:r>
       <w:r>
         <w:t xml:space="preserve"> </w:t>
@@ -473,10 +459,7 @@
           <w:b/>
           <w:bCs/>
         </w:rPr>
-        <w:t xml:space="preserve">2 nodes in 0.25 s</w:t>
-      </w:r>
-      <w:r>
-        <w:t xml:space="preserve">.</w:t>
+        <w:t xml:space="preserve">no Nautilus pod was used.</w:t>
       </w:r>
     </w:p>
     <w:p>
@@ -484,7 +467,7 @@
         <w:pStyle w:val="Compact"/>
         <w:numPr>
           <w:ilvl w:val="0"/>
-          <w:numId w:val="1001"/>
+          <w:numId w:val="1002"/>
         </w:numPr>
       </w:pPr>
       <w:r>
@@ -492,216 +475,289 @@
           <w:b/>
           <w:bCs/>
         </w:rPr>
-        <w:t xml:space="preserve">The fix holds on real data, and more cleanly than on synthetic</w:t>
-      </w:r>
-      <w:r>
-        <w:t xml:space="preserve"> </w:t>
-      </w:r>
-      <w:r>
-        <w:t xml:space="preserve">— IoU plateaus at beam 200</w:t>
-      </w:r>
-      <w:r>
-        <w:t xml:space="preserve"> </w:t>
-      </w:r>
-      <w:r>
-        <w:t xml:space="preserve">(2.3 s) instead of wobbling with width.</w:t>
-      </w:r>
-    </w:p>
-    <w:bookmarkEnd w:id="9"/>
-    <w:bookmarkStart w:id="10" w:name="data-the-annotations-were-already-free"/>
-    <w:p>
-      <w:pPr>
-        <w:pStyle w:val="Heading2"/>
-      </w:pPr>
-      <w:r>
-        <w:t xml:space="preserve">1. Data: the annotations were already free</w:t>
+        <w:t xml:space="preserve">The controlled contrast comes free with the data.</w:t>
+      </w:r>
+      <w:r>
+        <w:t xml:space="preserve"> </w:t>
+      </w:r>
+      <w:r>
+        <w:t xml:space="preserve">Single-valued annotation categories</w:t>
+      </w:r>
+      <w:r>
+        <w:t xml:space="preserve"> </w:t>
+      </w:r>
+      <w:r>
+        <w:t xml:space="preserve">(</w:t>
+      </w:r>
+      <w:r>
+        <w:rPr>
+          <w:rStyle w:val="VerbatimChar"/>
+        </w:rPr>
+        <w:t xml:space="preserve">tag</w:t>
+      </w:r>
+      <w:r>
+        <w:t xml:space="preserve">,</w:t>
+      </w:r>
+      <w:r>
+        <w:t xml:space="preserve"> </w:t>
+      </w:r>
+      <w:r>
+        <w:rPr>
+          <w:rStyle w:val="VerbatimChar"/>
+        </w:rPr>
+        <w:t xml:space="preserve">dep</w:t>
+      </w:r>
+      <w:r>
+        <w:t xml:space="preserve">,</w:t>
+      </w:r>
+      <w:r>
+        <w:t xml:space="preserve"> </w:t>
+      </w:r>
+      <w:r>
+        <w:rPr>
+          <w:rStyle w:val="VerbatimChar"/>
+        </w:rPr>
+        <w:t xml:space="preserve">lemma</w:t>
+      </w:r>
+      <w:r>
+        <w:t xml:space="preserve"> </w:t>
+      </w:r>
+      <w:r>
+        <w:t xml:space="preserve">alone) are disjoint</w:t>
+      </w:r>
+      <w:r>
+        <w:t xml:space="preserve"> </w:t>
+      </w:r>
+      <w:r>
+        <w:rPr>
+          <w:i/>
+          <w:iCs/>
+        </w:rPr>
+        <w:t xml:space="preserve">by construction</w:t>
+      </w:r>
+      <w:r>
+        <w:t xml:space="preserve">; all categories at once overlap</w:t>
+      </w:r>
+      <w:r>
+        <w:t xml:space="preserve"> </w:t>
+      </w:r>
+      <w:r>
+        <w:rPr>
+          <w:i/>
+          <w:iCs/>
+        </w:rPr>
+        <w:t xml:space="preserve">by construction</w:t>
+      </w:r>
+      <w:r>
+        <w:t xml:space="preserve">. Only the admitted concept vocabulary changes between arms — the token set</w:t>
+      </w:r>
+      <w:r>
+        <w:t xml:space="preserve"> </w:t>
+      </w:r>
+      <w:r>
+        <w:t xml:space="preserve">is identical. The regime shift is therefore a property of NLP annotation, not of our generator.</w:t>
       </w:r>
     </w:p>
     <w:p>
       <w:pPr>
-        <w:pStyle w:val="FirstParagraph"/>
-      </w:pPr>
-      <w:r>
-        <w:rPr>
-          <w:rStyle w:val="VerbatimChar"/>
-        </w:rPr>
-        <w:t xml:space="preserve">nli/data/analysis/snli_1.0_dev.feats</w:t>
-      </w:r>
-      <w:r>
-        <w:t xml:space="preserve"> </w:t>
-      </w:r>
-      <w:r>
-        <w:t xml:space="preserve">(8 MB, 20 000 sentences) is checked into the NLI</w:t>
-      </w:r>
-      <w:r>
-        <w:t xml:space="preserve"> </w:t>
-      </w:r>
-      <w:r>
-        <w:t xml:space="preserve">codebase. Line format, one sentence per line, whitespace-separated tokens:</w:t>
+        <w:pStyle w:val="Compact"/>
+        <w:numPr>
+          <w:ilvl w:val="0"/>
+          <w:numId w:val="1002"/>
+        </w:numPr>
+      </w:pPr>
+      <w:r>
+        <w:rPr>
+          <w:b/>
+          <w:bCs/>
+        </w:rPr>
+        <w:t xml:space="preserve">Validation:</w:t>
+      </w:r>
+      <w:r>
+        <w:t xml:space="preserve"> </w:t>
+      </w:r>
+      <w:r>
+        <w:t xml:space="preserve">the disjoint arms reproduce D5’s synthetic control</w:t>
+      </w:r>
+      <w:r>
+        <w:t xml:space="preserve"> </w:t>
+      </w:r>
+      <w:r>
+        <w:rPr>
+          <w:i/>
+          <w:iCs/>
+        </w:rPr>
+        <w:t xml:space="preserve">exactly</w:t>
+      </w:r>
+      <w:r>
+        <w:t xml:space="preserve"> </w:t>
+      </w:r>
+      <w:r>
+        <w:t xml:space="preserve">(mean overlap</w:t>
+      </w:r>
+      <w:r>
+        <w:t xml:space="preserve"> </w:t>
+      </w:r>
+      <w:r>
+        <w:t xml:space="preserve">1.00, common 0%, every pair disjoint, 2 nodes visited).</w:t>
       </w:r>
     </w:p>
     <w:p>
       <w:pPr>
-        <w:pStyle w:val="SourceCode"/>
-      </w:pPr>
-      <w:r>
-        <w:rPr>
-          <w:rStyle w:val="VerbatimChar"/>
-        </w:rPr>
-        <w:t xml:space="preserve">text|lemma|tag|dep|ent|synset|const</w:t>
+        <w:pStyle w:val="Compact"/>
+        <w:numPr>
+          <w:ilvl w:val="0"/>
+          <w:numId w:val="1002"/>
+        </w:numPr>
+      </w:pPr>
+      <w:r>
+        <w:rPr>
+          <w:b/>
+          <w:bCs/>
+        </w:rPr>
+        <w:t xml:space="preserve">Correction to D5:</w:t>
+      </w:r>
+      <w:r>
+        <w:t xml:space="preserve"> </w:t>
+      </w:r>
+      <w:r>
+        <w:t xml:space="preserve">real overlap is more severe on paper (mean 4.20 vs synthetic 2.86,</w:t>
+      </w:r>
+      <w:r>
+        <w:t xml:space="preserve"> </w:t>
+      </w:r>
+      <w:r>
+        <w:t xml:space="preserve">tokens in up to 7 concepts) yet</w:t>
+      </w:r>
+      <w:r>
+        <w:t xml:space="preserve"> </w:t>
+      </w:r>
+      <w:r>
+        <w:rPr>
+          <w:i/>
+          <w:iCs/>
+        </w:rPr>
+        <w:t xml:space="preserve">far more tractable</w:t>
+      </w:r>
+      <w:r>
+        <w:t xml:space="preserve">, because it is block-structured —</w:t>
+      </w:r>
+      <w:r>
+        <w:t xml:space="preserve"> </w:t>
+      </w:r>
+      <w:r>
+        <w:t xml:space="preserve">concepts are mutually exclusive</w:t>
+      </w:r>
+      <w:r>
+        <w:t xml:space="preserve"> </w:t>
+      </w:r>
+      <w:r>
+        <w:rPr>
+          <w:b/>
+          <w:bCs/>
+        </w:rPr>
+        <w:t xml:space="preserve">within</w:t>
+      </w:r>
+      <w:r>
+        <w:t xml:space="preserve"> </w:t>
+      </w:r>
+      <w:r>
+        <w:t xml:space="preserve">a category, so most disjoint pairs survive and the</w:t>
+      </w:r>
+      <w:r>
+        <w:t xml:space="preserve"> </w:t>
+      </w:r>
+      <w:r>
+        <w:t xml:space="preserve">fast-path is degraded rather than removed.</w:t>
+      </w:r>
+      <w:r>
+        <w:t xml:space="preserve"> </w:t>
+      </w:r>
+      <w:r>
+        <w:rPr>
+          <w:b/>
+          <w:bCs/>
+        </w:rPr>
+        <w:t xml:space="preserve">Uniform random overlap overstates the damage.</w:t>
       </w:r>
     </w:p>
     <w:p>
       <w:pPr>
-        <w:pStyle w:val="FirstParagraph"/>
-      </w:pPr>
-      <w:r>
-        <w:rPr>
-          <w:rStyle w:val="VerbatimChar"/>
-        </w:rPr>
-        <w:t xml:space="preserve">const</w:t>
-      </w:r>
-      <w:r>
-        <w:t xml:space="preserve"> </w:t>
-      </w:r>
-      <w:r>
-        <w:t xml:space="preserve">is multi-valued (</w:t>
-      </w:r>
-      <w:r>
-        <w:rPr>
-          <w:rStyle w:val="VerbatimChar"/>
-        </w:rPr>
-        <w:t xml:space="preserve">;</w:t>
-      </w:r>
-      <w:r>
-        <w:t xml:space="preserve">-separated constituent labels); the rest are single-valued and may</w:t>
-      </w:r>
-      <w:r>
-        <w:t xml:space="preserve"> </w:t>
-      </w:r>
-      <w:r>
-        <w:t xml:space="preserve">be empty. A</w:t>
-      </w:r>
-      <w:r>
-        <w:t xml:space="preserve"> </w:t>
-      </w:r>
+        <w:pStyle w:val="Compact"/>
+        <w:numPr>
+          <w:ilvl w:val="0"/>
+          <w:numId w:val="1002"/>
+        </w:numPr>
+      </w:pPr>
       <w:r>
         <w:rPr>
           <w:b/>
           <w:bCs/>
         </w:rPr>
-        <w:t xml:space="preserve">concept</w:t>
-      </w:r>
-      <w:r>
-        <w:t xml:space="preserve"> </w:t>
-      </w:r>
-      <w:r>
-        <w:t xml:space="preserve">is a</w:t>
-      </w:r>
-      <w:r>
-        <w:t xml:space="preserve"> </w:t>
-      </w:r>
-      <w:r>
-        <w:rPr>
-          <w:rStyle w:val="VerbatimChar"/>
-        </w:rPr>
-        <w:t xml:space="preserve">(category, value)</w:t>
-      </w:r>
-      <w:r>
-        <w:t xml:space="preserve"> </w:t>
-      </w:r>
-      <w:r>
-        <w:t xml:space="preserve">pair, e.g. </w:t>
-      </w:r>
-      <w:r>
-        <w:rPr>
-          <w:rStyle w:val="VerbatimChar"/>
-        </w:rPr>
-        <w:t xml:space="preserve">("tag","NNS")</w:t>
-      </w:r>
-      <w:r>
-        <w:t xml:space="preserve">. Empty fields</w:t>
-      </w:r>
-      <w:r>
-        <w:t xml:space="preserve"> </w:t>
-      </w:r>
-      <w:r>
-        <w:t xml:space="preserve">contribute no concept — an absent entity tag is not the concept</w:t>
-      </w:r>
-      <w:r>
-        <w:t xml:space="preserve"> </w:t>
-      </w:r>
-      <w:r>
-        <w:t xml:space="preserve">“no entity”</w:t>
-      </w:r>
-      <w:r>
-        <w:t xml:space="preserve"> </w:t>
-      </w:r>
-      <w:r>
-        <w:t xml:space="preserve">— which keeps</w:t>
-      </w:r>
-      <w:r>
-        <w:t xml:space="preserve"> </w:t>
-      </w:r>
-      <w:r>
-        <w:rPr>
-          <w:rStyle w:val="VerbatimChar"/>
-        </w:rPr>
-        <w:t xml:space="preserve">uncoverable</w:t>
-      </w:r>
-      <w:r>
-        <w:t xml:space="preserve"> </w:t>
-      </w:r>
-      <w:r>
-        <w:t xml:space="preserve">meaningful downstream.</w:t>
+        <w:t xml:space="preserve">The wall is real but sits on the K axis, not length alone.</w:t>
+      </w:r>
+      <w:r>
+        <w:t xml:space="preserve"> </w:t>
+      </w:r>
+      <w:r>
+        <w:t xml:space="preserve">K=50 / length 4 does not</w:t>
+      </w:r>
+      <w:r>
+        <w:t xml:space="preserve"> </w:t>
+      </w:r>
+      <w:r>
+        <w:t xml:space="preserve">terminate; a K-matched disjoint control at the same size visits</w:t>
+      </w:r>
+      <w:r>
+        <w:t xml:space="preserve"> </w:t>
+      </w:r>
+      <w:r>
+        <w:rPr>
+          <w:b/>
+          <w:bCs/>
+        </w:rPr>
+        <w:t xml:space="preserve">2 nodes in 0.25 s</w:t>
+      </w:r>
+      <w:r>
+        <w:t xml:space="preserve">.</w:t>
       </w:r>
     </w:p>
     <w:p>
       <w:pPr>
-        <w:pStyle w:val="BodyText"/>
-      </w:pPr>
-      <w:r>
-        <w:t xml:space="preserve">This sidesteps the dependency wall that</w:t>
-      </w:r>
-      <w:r>
-        <w:t xml:space="preserve"> </w:t>
-      </w:r>
-      <w:r>
-        <w:rPr>
-          <w:rStyle w:val="VerbatimChar"/>
-        </w:rPr>
-        <w:t xml:space="preserve">annotate.py</w:t>
-      </w:r>
-      <w:r>
-        <w:t xml:space="preserve"> </w:t>
-      </w:r>
-      <w:r>
-        <w:t xml:space="preserve">would otherwise impose (spaCy 2.x API +</w:t>
-      </w:r>
-      <w:r>
-        <w:t xml:space="preserve"> </w:t>
-      </w:r>
-      <w:r>
-        <w:rPr>
-          <w:rStyle w:val="VerbatimChar"/>
-        </w:rPr>
-        <w:t xml:space="preserve">benepar_en2</w:t>
-      </w:r>
-      <w:r>
-        <w:t xml:space="preserve"> </w:t>
-      </w:r>
-      <w:r>
-        <w:t xml:space="preserve">+ WordNet). We consume the output, not the pipeline.</w:t>
+        <w:pStyle w:val="Compact"/>
+        <w:numPr>
+          <w:ilvl w:val="0"/>
+          <w:numId w:val="1002"/>
+        </w:numPr>
+      </w:pPr>
+      <w:r>
+        <w:rPr>
+          <w:b/>
+          <w:bCs/>
+        </w:rPr>
+        <w:t xml:space="preserve">The fix holds on real data, and more cleanly than on synthetic</w:t>
+      </w:r>
+      <w:r>
+        <w:t xml:space="preserve"> </w:t>
+      </w:r>
+      <w:r>
+        <w:t xml:space="preserve">— IoU plateaus at beam 200</w:t>
+      </w:r>
+      <w:r>
+        <w:t xml:space="preserve"> </w:t>
+      </w:r>
+      <w:r>
+        <w:t xml:space="preserve">(2.3 s) instead of wobbling with width.</w:t>
       </w:r>
     </w:p>
     <w:bookmarkEnd w:id="10"/>
-    <w:bookmarkStart w:id="11" w:name="X6291379e75abfd8ce44312a2c1ff0fef1748afa"/>
+    <w:bookmarkStart w:id="11" w:name="data-the-annotations-were-already-free"/>
     <w:p>
       <w:pPr>
         <w:pStyle w:val="Heading2"/>
       </w:pPr>
       <w:r>
-        <w:t xml:space="preserve">2. Method: change only the concept vocabulary</w:t>
+        <w:t xml:space="preserve">1. Data: the annotations were already free</w:t>
       </w:r>
     </w:p>
     <w:p>
@@ -712,83 +768,270 @@
         <w:rPr>
           <w:rStyle w:val="VerbatimChar"/>
         </w:rPr>
-        <w:t xml:space="preserve">src/real_token_masks.py</w:t>
-      </w:r>
-      <w:r>
-        <w:t xml:space="preserve"> </w:t>
-      </w:r>
-      <w:r>
-        <w:t xml:space="preserve">builds a</w:t>
-      </w:r>
-      <w:r>
-        <w:t xml:space="preserve"> </w:t>
-      </w:r>
-      <w:r>
-        <w:rPr>
-          <w:rStyle w:val="VerbatimChar"/>
-        </w:rPr>
-        <w:t xml:space="preserve">(K, M)</w:t>
-      </w:r>
-      <w:r>
-        <w:t xml:space="preserve"> </w:t>
-      </w:r>
-      <w:r>
-        <w:t xml:space="preserve">boolean concept matrix over 200 sentences</w:t>
-      </w:r>
-      <w:r>
-        <w:t xml:space="preserve"> </w:t>
-      </w:r>
-      <w:r>
-        <w:t xml:space="preserve">(2 547 tokens, chosen to sit near D5’s synthetic</w:t>
-      </w:r>
-      <w:r>
-        <w:t xml:space="preserve"> </w:t>
-      </w:r>
-      <w:r>
-        <w:rPr>
-          <w:rStyle w:val="VerbatimChar"/>
-        </w:rPr>
-        <w:t xml:space="preserve">M=2048</w:t>
-      </w:r>
-      <w:r>
-        <w:t xml:space="preserve">). Concepts are the K most frequent</w:t>
-      </w:r>
-      <w:r>
-        <w:t xml:space="preserve"> </w:t>
-      </w:r>
-      <w:r>
-        <w:rPr>
-          <w:rStyle w:val="VerbatimChar"/>
-        </w:rPr>
-        <w:t xml:space="preserve">(category, value)</w:t>
-      </w:r>
-      <w:r>
-        <w:t xml:space="preserve"> </w:t>
-      </w:r>
-      <w:r>
-        <w:t xml:space="preserve">pairs meeting</w:t>
-      </w:r>
-      <w:r>
-        <w:t xml:space="preserve"> </w:t>
-      </w:r>
-      <w:r>
-        <w:rPr>
-          <w:rStyle w:val="VerbatimChar"/>
-        </w:rPr>
-        <w:t xml:space="preserve">min_support=5</w:t>
-      </w:r>
-      <w:r>
-        <w:t xml:space="preserve">, which mirrors how the upstream analysis</w:t>
-      </w:r>
-      <w:r>
-        <w:t xml:space="preserve"> </w:t>
-      </w:r>
-      <w:r>
-        <w:t xml:space="preserve">drops the long tail of hapax lemmas and synsets.</w:t>
+        <w:t xml:space="preserve">nli/data/analysis/snli_1.0_dev.feats</w:t>
+      </w:r>
+      <w:r>
+        <w:t xml:space="preserve"> </w:t>
+      </w:r>
+      <w:r>
+        <w:t xml:space="preserve">(8 MB, 20 000 sentences) is checked into the NLI</w:t>
+      </w:r>
+      <w:r>
+        <w:t xml:space="preserve"> </w:t>
+      </w:r>
+      <w:r>
+        <w:t xml:space="preserve">codebase. Line format, one sentence per line, whitespace-separated tokens:</w:t>
       </w:r>
     </w:p>
     <w:p>
       <w:pPr>
+        <w:pStyle w:val="SourceCode"/>
+      </w:pPr>
+      <w:r>
+        <w:rPr>
+          <w:rStyle w:val="VerbatimChar"/>
+        </w:rPr>
+        <w:t xml:space="preserve">text|lemma|tag|dep|ent|synset|const</w:t>
+      </w:r>
+    </w:p>
+    <w:p>
+      <w:pPr>
+        <w:pStyle w:val="FirstParagraph"/>
+      </w:pPr>
+      <w:r>
+        <w:rPr>
+          <w:rStyle w:val="VerbatimChar"/>
+        </w:rPr>
+        <w:t xml:space="preserve">const</w:t>
+      </w:r>
+      <w:r>
+        <w:t xml:space="preserve"> </w:t>
+      </w:r>
+      <w:r>
+        <w:t xml:space="preserve">is multi-valued (</w:t>
+      </w:r>
+      <w:r>
+        <w:rPr>
+          <w:rStyle w:val="VerbatimChar"/>
+        </w:rPr>
+        <w:t xml:space="preserve">;</w:t>
+      </w:r>
+      <w:r>
+        <w:t xml:space="preserve">-separated constituent labels); the rest are single-valued and may</w:t>
+      </w:r>
+      <w:r>
+        <w:t xml:space="preserve"> </w:t>
+      </w:r>
+      <w:r>
+        <w:t xml:space="preserve">be empty. A</w:t>
+      </w:r>
+      <w:r>
+        <w:t xml:space="preserve"> </w:t>
+      </w:r>
+      <w:r>
+        <w:rPr>
+          <w:b/>
+          <w:bCs/>
+        </w:rPr>
+        <w:t xml:space="preserve">concept</w:t>
+      </w:r>
+      <w:r>
+        <w:t xml:space="preserve"> </w:t>
+      </w:r>
+      <w:r>
+        <w:t xml:space="preserve">is a</w:t>
+      </w:r>
+      <w:r>
+        <w:t xml:space="preserve"> </w:t>
+      </w:r>
+      <w:r>
+        <w:rPr>
+          <w:rStyle w:val="VerbatimChar"/>
+        </w:rPr>
+        <w:t xml:space="preserve">(category, value)</w:t>
+      </w:r>
+      <w:r>
+        <w:t xml:space="preserve"> </w:t>
+      </w:r>
+      <w:r>
+        <w:t xml:space="preserve">pair, e.g. </w:t>
+      </w:r>
+      <w:r>
+        <w:rPr>
+          <w:rStyle w:val="VerbatimChar"/>
+        </w:rPr>
+        <w:t xml:space="preserve">("tag","NNS")</w:t>
+      </w:r>
+      <w:r>
+        <w:t xml:space="preserve">. Empty fields</w:t>
+      </w:r>
+      <w:r>
+        <w:t xml:space="preserve"> </w:t>
+      </w:r>
+      <w:r>
+        <w:t xml:space="preserve">contribute no concept — an absent entity tag is not the concept</w:t>
+      </w:r>
+      <w:r>
+        <w:t xml:space="preserve"> </w:t>
+      </w:r>
+      <w:r>
+        <w:t xml:space="preserve">“no entity”</w:t>
+      </w:r>
+      <w:r>
+        <w:t xml:space="preserve"> </w:t>
+      </w:r>
+      <w:r>
+        <w:t xml:space="preserve">— which keeps</w:t>
+      </w:r>
+      <w:r>
+        <w:t xml:space="preserve"> </w:t>
+      </w:r>
+      <w:r>
+        <w:rPr>
+          <w:rStyle w:val="VerbatimChar"/>
+        </w:rPr>
+        <w:t xml:space="preserve">uncoverable</w:t>
+      </w:r>
+      <w:r>
+        <w:t xml:space="preserve"> </w:t>
+      </w:r>
+      <w:r>
+        <w:t xml:space="preserve">meaningful downstream.</w:t>
+      </w:r>
+    </w:p>
+    <w:p>
+      <w:pPr>
+        <w:pStyle w:val="BodyText"/>
+      </w:pPr>
+      <w:r>
+        <w:t xml:space="preserve">This sidesteps the dependency wall that</w:t>
+      </w:r>
+      <w:r>
+        <w:t xml:space="preserve"> </w:t>
+      </w:r>
+      <w:r>
+        <w:rPr>
+          <w:rStyle w:val="VerbatimChar"/>
+        </w:rPr>
+        <w:t xml:space="preserve">annotate.py</w:t>
+      </w:r>
+      <w:r>
+        <w:t xml:space="preserve"> </w:t>
+      </w:r>
+      <w:r>
+        <w:t xml:space="preserve">would otherwise impose (spaCy 2.x API +</w:t>
+      </w:r>
+      <w:r>
+        <w:t xml:space="preserve"> </w:t>
+      </w:r>
+      <w:r>
+        <w:rPr>
+          <w:rStyle w:val="VerbatimChar"/>
+        </w:rPr>
+        <w:t xml:space="preserve">benepar_en2</w:t>
+      </w:r>
+      <w:r>
+        <w:t xml:space="preserve"> </w:t>
+      </w:r>
+      <w:r>
+        <w:t xml:space="preserve">+ WordNet). We consume the output, not the pipeline.</w:t>
+      </w:r>
+    </w:p>
+    <w:bookmarkEnd w:id="11"/>
+    <w:bookmarkStart w:id="12" w:name="X6291379e75abfd8ce44312a2c1ff0fef1748afa"/>
+    <w:p>
+      <w:pPr>
+        <w:pStyle w:val="Heading2"/>
+      </w:pPr>
+      <w:r>
+        <w:t xml:space="preserve">2. Method: change only the concept vocabulary</w:t>
+      </w:r>
+    </w:p>
+    <w:p>
+      <w:pPr>
+        <w:pStyle w:val="FirstParagraph"/>
+      </w:pPr>
+      <w:r>
+        <w:rPr>
+          <w:rStyle w:val="VerbatimChar"/>
+        </w:rPr>
+        <w:t xml:space="preserve">src/real_token_masks.py</w:t>
+      </w:r>
+      <w:r>
+        <w:t xml:space="preserve"> </w:t>
+      </w:r>
+      <w:r>
+        <w:t xml:space="preserve">builds a</w:t>
+      </w:r>
+      <w:r>
+        <w:t xml:space="preserve"> </w:t>
+      </w:r>
+      <w:r>
+        <w:rPr>
+          <w:rStyle w:val="VerbatimChar"/>
+        </w:rPr>
+        <w:t xml:space="preserve">(K, M)</w:t>
+      </w:r>
+      <w:r>
+        <w:t xml:space="preserve"> </w:t>
+      </w:r>
+      <w:r>
+        <w:t xml:space="preserve">boolean concept matrix over 200 sentences</w:t>
+      </w:r>
+      <w:r>
+        <w:t xml:space="preserve"> </w:t>
+      </w:r>
+      <w:r>
+        <w:t xml:space="preserve">(2 547 tokens, chosen to sit near D5’s synthetic</w:t>
+      </w:r>
+      <w:r>
+        <w:t xml:space="preserve"> </w:t>
+      </w:r>
+      <w:r>
+        <w:rPr>
+          <w:rStyle w:val="VerbatimChar"/>
+        </w:rPr>
+        <w:t xml:space="preserve">M=2048</w:t>
+      </w:r>
+      <w:r>
+        <w:t xml:space="preserve">). Concepts are the K most frequent</w:t>
+      </w:r>
+      <w:r>
+        <w:t xml:space="preserve"> </w:t>
+      </w:r>
+      <w:r>
+        <w:rPr>
+          <w:rStyle w:val="VerbatimChar"/>
+        </w:rPr>
+        <w:t xml:space="preserve">(category, value)</w:t>
+      </w:r>
+      <w:r>
+        <w:t xml:space="preserve"> </w:t>
+      </w:r>
+      <w:r>
+        <w:t xml:space="preserve">pairs meeting</w:t>
+      </w:r>
+      <w:r>
+        <w:t xml:space="preserve"> </w:t>
+      </w:r>
+      <w:r>
+        <w:rPr>
+          <w:rStyle w:val="VerbatimChar"/>
+        </w:rPr>
+        <w:t xml:space="preserve">min_support=5</w:t>
+      </w:r>
+      <w:r>
+        <w:t xml:space="preserve">, which mirrors how the upstream analysis</w:t>
+      </w:r>
+      <w:r>
+        <w:t xml:space="preserve"> </w:t>
+      </w:r>
+      <w:r>
+        <w:t xml:space="preserve">drops the long tail of hapax lemmas and synsets.</w:t>
+      </w:r>
+    </w:p>
+    <w:p>
+      <w:pPr>
         <w:pStyle w:val="BodyText"/>
       </w:pPr>
       <w:r>
@@ -960,8 +1203,8 @@
         <w:t xml:space="preserve">what real trained neurons encode.</w:t>
       </w:r>
     </w:p>
-    <w:bookmarkEnd w:id="11"/>
-    <w:bookmarkStart w:id="12" w:name="Xc1bd1aa9a26e3b2c9862722e4e2d82344545a7b"/>
+    <w:bookmarkEnd w:id="12"/>
+    <w:bookmarkStart w:id="13" w:name="Xc1bd1aa9a26e3b2c9862722e4e2d82344545a7b"/>
     <w:p>
       <w:pPr>
         <w:pStyle w:val="Heading2"/>
@@ -1727,8 +1970,8 @@
         <w:t xml:space="preserve">structure is the story of this entry.</w:t>
       </w:r>
     </w:p>
-    <w:bookmarkEnd w:id="12"/>
-    <w:bookmarkStart w:id="13" w:name="X6e709ab7cfbda1a94aa16bb616f8c44a70c6587"/>
+    <w:bookmarkEnd w:id="13"/>
+    <w:bookmarkStart w:id="14" w:name="X6e709ab7cfbda1a94aa16bb616f8c44a70c6587"/>
     <w:p>
       <w:pPr>
         <w:pStyle w:val="Heading2"/>
@@ -2729,8 +2972,8 @@
         <w:t xml:space="preserve">search visits two nodes and returns in a quarter second; the overlapping one never returns.</w:t>
       </w:r>
     </w:p>
-    <w:bookmarkEnd w:id="13"/>
-    <w:bookmarkStart w:id="14" w:name="Xc517ce0faaa5f10493d1203d2f4280121c762e9"/>
+    <w:bookmarkEnd w:id="14"/>
+    <w:bookmarkStart w:id="15" w:name="Xc517ce0faaa5f10493d1203d2f4280121c762e9"/>
     <w:p>
       <w:pPr>
         <w:pStyle w:val="Heading2"/>
@@ -2998,8 +3241,8 @@
         <w:t xml:space="preserve">real, but D5 located it too early and attributed it to the wrong variable.</w:t>
       </w:r>
     </w:p>
-    <w:bookmarkEnd w:id="14"/>
-    <w:bookmarkStart w:id="15" w:name="X3bce8d83c738add6037e507dd958f56dcfca988"/>
+    <w:bookmarkEnd w:id="15"/>
+    <w:bookmarkStart w:id="16" w:name="X3bce8d83c738add6037e507dd958f56dcfca988"/>
     <w:p>
       <w:pPr>
         <w:pStyle w:val="Heading2"/>
@@ -3582,8 +3825,8 @@
         <w:t xml:space="preserve">narrow beam is less likely to discard the eventual winner.</w:t>
       </w:r>
     </w:p>
-    <w:bookmarkEnd w:id="15"/>
-    <w:bookmarkStart w:id="16" w:name="Xc087c2861f3e24a492893bf9a99ee89182b9e40"/>
+    <w:bookmarkEnd w:id="16"/>
+    <w:bookmarkStart w:id="17" w:name="Xc087c2861f3e24a492893bf9a99ee89182b9e40"/>
     <w:p>
       <w:pPr>
         <w:pStyle w:val="Heading2"/>
@@ -3815,112 +4058,14 @@
         <w:t xml:space="preserve">an arm (e.g. down a beam sweep).</w:t>
       </w:r>
     </w:p>
-    <w:bookmarkEnd w:id="16"/>
-    <w:bookmarkStart w:id="17" w:name="scope"/>
+    <w:bookmarkEnd w:id="17"/>
+    <w:bookmarkStart w:id="18" w:name="scope"/>
     <w:p>
       <w:pPr>
         <w:pStyle w:val="Heading2"/>
       </w:pPr>
       <w:r>
         <w:t xml:space="preserve">8. Scope</w:t>
-      </w:r>
-    </w:p>
-    <w:p>
-      <w:pPr>
-        <w:pStyle w:val="Compact"/>
-        <w:numPr>
-          <w:ilvl w:val="0"/>
-          <w:numId w:val="1002"/>
-        </w:numPr>
-      </w:pPr>
-      <w:r>
-        <w:t xml:space="preserve">Concept masks are real;</w:t>
-      </w:r>
-      <w:r>
-        <w:t xml:space="preserve"> </w:t>
-      </w:r>
-      <w:r>
-        <w:rPr>
-          <w:b/>
-          <w:bCs/>
-        </w:rPr>
-        <w:t xml:space="preserve">the neuron is a proxy</w:t>
-      </w:r>
-      <w:r>
-        <w:t xml:space="preserve">. These are not explanations of real trained</w:t>
-      </w:r>
-      <w:r>
-        <w:t xml:space="preserve"> </w:t>
-      </w:r>
-      <w:r>
-        <w:t xml:space="preserve">neurons. Real activations need a trained SNLI model — see §9(A2);</w:t>
-      </w:r>
-      <w:r>
-        <w:t xml:space="preserve"> </w:t>
-      </w:r>
-      <w:r>
-        <w:rPr>
-          <w:b/>
-          <w:bCs/>
-        </w:rPr>
-        <w:t xml:space="preserve">no external download is</w:t>
-      </w:r>
-      <w:r>
-        <w:rPr>
-          <w:b/>
-          <w:bCs/>
-        </w:rPr>
-        <w:t xml:space="preserve"> </w:t>
-      </w:r>
-      <w:r>
-        <w:rPr>
-          <w:b/>
-          <w:bCs/>
-        </w:rPr>
-        <w:t xml:space="preserve">involved</w:t>
-      </w:r>
-      <w:r>
-        <w:t xml:space="preserve">, contrary to an earlier draft of this entry.</w:t>
-      </w:r>
-    </w:p>
-    <w:p>
-      <w:pPr>
-        <w:pStyle w:val="Compact"/>
-        <w:numPr>
-          <w:ilvl w:val="0"/>
-          <w:numId w:val="1002"/>
-        </w:numPr>
-      </w:pPr>
-      <w:r>
-        <w:t xml:space="preserve">200 sentences / 2 547 tokens, to hold M near D5’s synthetic 2 048. Scaling M is untested.</w:t>
-      </w:r>
-    </w:p>
-    <w:p>
-      <w:pPr>
-        <w:pStyle w:val="Compact"/>
-        <w:numPr>
-          <w:ilvl w:val="0"/>
-          <w:numId w:val="1002"/>
-        </w:numPr>
-      </w:pPr>
-      <w:r>
-        <w:t xml:space="preserve">Single seed. The regime gaps are orders of magnitude, so they are unlikely to be noise, but</w:t>
-      </w:r>
-      <w:r>
-        <w:t xml:space="preserve"> </w:t>
-      </w:r>
-      <w:r>
-        <w:t xml:space="preserve">the beam-width IoU plateau in §6 deserves repetition across seeds before it is leaned on.</w:t>
-      </w:r>
-    </w:p>
-    <w:bookmarkEnd w:id="17"/>
-    <w:bookmarkStart w:id="18" w:name="next-steps"/>
-    <w:p>
-      <w:pPr>
-        <w:pStyle w:val="Heading2"/>
-      </w:pPr>
-      <w:r>
-        <w:t xml:space="preserve">9. Next steps</w:t>
       </w:r>
     </w:p>
     <w:p>
@@ -3932,57 +4077,26 @@
         </w:numPr>
       </w:pPr>
       <w:r>
+        <w:t xml:space="preserve">Concept masks are real;</w:t>
+      </w:r>
+      <w:r>
+        <w:t xml:space="preserve"> </w:t>
+      </w:r>
+      <w:r>
         <w:rPr>
           <w:b/>
           <w:bCs/>
         </w:rPr>
-        <w:t xml:space="preserve">(A2) Real activations.</w:t>
-      </w:r>
-      <w:r>
-        <w:t xml:space="preserve"> </w:t>
-      </w:r>
-      <w:r>
-        <w:t xml:space="preserve">Replace the proxy neuron with real unit activations over the same</w:t>
-      </w:r>
-      <w:r>
-        <w:t xml:space="preserve"> </w:t>
-      </w:r>
-      <w:r>
-        <w:t xml:space="preserve">token axis. This upgrades the claim from</w:t>
-      </w:r>
-      <w:r>
-        <w:t xml:space="preserve"> </w:t>
-      </w:r>
-      <w:r>
-        <w:t xml:space="preserve">“real token concept</w:t>
-      </w:r>
-      <w:r>
-        <w:t xml:space="preserve"> </w:t>
-      </w:r>
-      <w:r>
-        <w:rPr>
-          <w:i/>
-          <w:iCs/>
-        </w:rPr>
-        <w:t xml:space="preserve">structure</w:t>
-      </w:r>
-      <w:r>
-        <w:t xml:space="preserve"> </w:t>
-      </w:r>
-      <w:r>
-        <w:t xml:space="preserve">breaks the search”</w:t>
-      </w:r>
-      <w:r>
-        <w:t xml:space="preserve"> </w:t>
-      </w:r>
-      <w:r>
-        <w:t xml:space="preserve">to</w:t>
-      </w:r>
-      <w:r>
-        <w:t xml:space="preserve"> </w:t>
-      </w:r>
-      <w:r>
-        <w:t xml:space="preserve">“real neurons in a trained model do.”</w:t>
+        <w:t xml:space="preserve">the neuron is a proxy</w:t>
+      </w:r>
+      <w:r>
+        <w:t xml:space="preserve">. These are not explanations of real trained</w:t>
+      </w:r>
+      <w:r>
+        <w:t xml:space="preserve"> </w:t>
+      </w:r>
+      <w:r>
+        <w:t xml:space="preserve">neurons. Real activations need a trained SNLI model — see §9(A2);</w:t>
       </w:r>
       <w:r>
         <w:t xml:space="preserve"> </w:t>
@@ -3992,172 +4106,13 @@
           <w:b/>
           <w:bCs/>
         </w:rPr>
-        <w:t xml:space="preserve">Cheaper than first assessed.</w:t>
-      </w:r>
-      <w:r>
-        <w:t xml:space="preserve"> </w:t>
-      </w:r>
-      <w:r>
-        <w:t xml:space="preserve">An earlier draft</w:t>
-      </w:r>
-      <w:r>
-        <w:t xml:space="preserve"> </w:t>
-      </w:r>
-      <w:r>
-        <w:t xml:space="preserve">said this required fetching the OpenNMT en-de BiLSTM from</w:t>
-      </w:r>
-      <w:r>
-        <w:t xml:space="preserve"> </w:t>
-      </w:r>
-      <w:r>
-        <w:rPr>
-          <w:rStyle w:val="VerbatimChar"/>
-        </w:rPr>
-        <w:t xml:space="preserve">nli/models/README.md</w:t>
-      </w:r>
-      <w:r>
-        <w:t xml:space="preserve">; that</w:t>
-      </w:r>
-      <w:r>
-        <w:t xml:space="preserve"> </w:t>
-      </w:r>
-      <w:r>
-        <w:t xml:space="preserve">checkpoint belongs to the</w:t>
-      </w:r>
-      <w:r>
-        <w:t xml:space="preserve"> </w:t>
+        <w:t xml:space="preserve">no external download is</w:t>
       </w:r>
       <w:r>
         <w:rPr>
           <w:b/>
           <w:bCs/>
         </w:rPr>
-        <w:t xml:space="preserve">MT</w:t>
-      </w:r>
-      <w:r>
-        <w:t xml:space="preserve"> </w:t>
-      </w:r>
-      <w:r>
-        <w:t xml:space="preserve">half of that codebase and the NLI path never touches it.</w:t>
-      </w:r>
-      <w:r>
-        <w:t xml:space="preserve"> </w:t>
-      </w:r>
-      <w:r>
-        <w:rPr>
-          <w:rStyle w:val="VerbatimChar"/>
-        </w:rPr>
-        <w:t xml:space="preserve">settings.py</w:t>
-      </w:r>
-      <w:r>
-        <w:t xml:space="preserve"> </w:t>
-      </w:r>
-      <w:r>
-        <w:t xml:space="preserve">points at</w:t>
-      </w:r>
-      <w:r>
-        <w:t xml:space="preserve"> </w:t>
-      </w:r>
-      <w:r>
-        <w:rPr>
-          <w:rStyle w:val="VerbatimChar"/>
-        </w:rPr>
-        <w:t xml:space="preserve">models/bowman_snli/6.pth</w:t>
-      </w:r>
-      <w:r>
-        <w:t xml:space="preserve"> </w:t>
-      </w:r>
-      <w:r>
-        <w:t xml:space="preserve">with</w:t>
-      </w:r>
-      <w:r>
-        <w:t xml:space="preserve"> </w:t>
-      </w:r>
-      <w:r>
-        <w:rPr>
-          <w:rStyle w:val="VerbatimChar"/>
-        </w:rPr>
-        <w:t xml:space="preserve">MODEL_TYPE = "bowman"</w:t>
-      </w:r>
-      <w:r>
-        <w:t xml:space="preserve"> </w:t>
-      </w:r>
-      <w:r>
-        <w:t xml:space="preserve">— a Bowman</w:t>
-      </w:r>
-      <w:r>
-        <w:t xml:space="preserve"> </w:t>
-      </w:r>
-      <w:r>
-        <w:t xml:space="preserve">SNLI entailment classifier (</w:t>
-      </w:r>
-      <w:r>
-        <w:rPr>
-          <w:rStyle w:val="VerbatimChar"/>
-        </w:rPr>
-        <w:t xml:space="preserve">BowmanEntailmentClassifier</w:t>
-      </w:r>
-      <w:r>
-        <w:t xml:space="preserve">,</w:t>
-      </w:r>
-      <w:r>
-        <w:t xml:space="preserve"> </w:t>
-      </w:r>
-      <w:r>
-        <w:rPr>
-          <w:rStyle w:val="VerbatimChar"/>
-        </w:rPr>
-        <w:t xml:space="preserve">models.py</w:t>
-      </w:r>
-      <w:r>
-        <w:t xml:space="preserve">) produced locally by</w:t>
-      </w:r>
-      <w:r>
-        <w:t xml:space="preserve"> </w:t>
-      </w:r>
-      <w:r>
-        <w:rPr>
-          <w:rStyle w:val="VerbatimChar"/>
-        </w:rPr>
-        <w:t xml:space="preserve">snli_train.py</w:t>
-      </w:r>
-      <w:r>
-        <w:t xml:space="preserve">, which writes</w:t>
-      </w:r>
-      <w:r>
-        <w:t xml:space="preserve"> </w:t>
-      </w:r>
-      <w:r>
-        <w:rPr>
-          <w:rStyle w:val="VerbatimChar"/>
-        </w:rPr>
-        <w:t xml:space="preserve">{epoch}.pth</w:t>
-      </w:r>
-      <w:r>
-        <w:t xml:space="preserve">; the checked-in</w:t>
-      </w:r>
-      <w:r>
-        <w:t xml:space="preserve"> </w:t>
-      </w:r>
-      <w:r>
-        <w:rPr>
-          <w:rStyle w:val="VerbatimChar"/>
-        </w:rPr>
-        <w:t xml:space="preserve">preds/6_snli_1.0_dev.csv</w:t>
-      </w:r>
-      <w:r>
-        <w:t xml:space="preserve"> </w:t>
-      </w:r>
-      <w:r>
-        <w:t xml:space="preserve">is</w:t>
-      </w:r>
-      <w:r>
-        <w:t xml:space="preserve"> </w:t>
-      </w:r>
-      <w:r>
-        <w:t xml:space="preserve">that epoch-6 model’s output. So the step is</w:t>
-      </w:r>
-      <w:r>
         <w:t xml:space="preserve"> </w:t>
       </w:r>
       <w:r>
@@ -4165,109 +4120,10 @@
           <w:b/>
           <w:bCs/>
         </w:rPr>
-        <w:t xml:space="preserve">train a small LSTM, not download anything</w:t>
-      </w:r>
-      <w:r>
-        <w:t xml:space="preserve">,</w:t>
-      </w:r>
-      <w:r>
-        <w:t xml:space="preserve"> </w:t>
-      </w:r>
-      <w:r>
-        <w:t xml:space="preserve">and it is CPU-feasible. The plumbing already lines up:</w:t>
-      </w:r>
-      <w:r>
-        <w:t xml:space="preserve"> </w:t>
-      </w:r>
-      <w:r>
-        <w:rPr>
-          <w:rStyle w:val="VerbatimChar"/>
-        </w:rPr>
-        <w:t xml:space="preserve">analyze.py:extract_features()</w:t>
-      </w:r>
-      <w:r>
-        <w:t xml:space="preserve"> </w:t>
-      </w:r>
-      <w:r>
-        <w:t xml:space="preserve">collects per-token hidden states</w:t>
-      </w:r>
-      <w:r>
-        <w:t xml:space="preserve"> </w:t>
-      </w:r>
-      <w:r>
-        <w:rPr>
-          <w:rStyle w:val="VerbatimChar"/>
-        </w:rPr>
-        <w:t xml:space="preserve">(n_tokens, n_units)</w:t>
-      </w:r>
-      <w:r>
-        <w:t xml:space="preserve"> </w:t>
-      </w:r>
-      <w:r>
-        <w:t xml:space="preserve">and</w:t>
-      </w:r>
-      <w:r>
-        <w:t xml:space="preserve"> </w:t>
-      </w:r>
-      <w:r>
-        <w:rPr>
-          <w:rStyle w:val="VerbatimChar"/>
-        </w:rPr>
-        <w:t xml:space="preserve">quantile_features()</w:t>
-      </w:r>
-      <w:r>
-        <w:t xml:space="preserve"> </w:t>
-      </w:r>
-      <w:r>
-        <w:t xml:space="preserve">thresholds</w:t>
-      </w:r>
-      <w:r>
-        <w:t xml:space="preserve"> </w:t>
-      </w:r>
-      <w:r>
-        <w:t xml:space="preserve">each unit into a boolean mask over tokens — precisely the</w:t>
-      </w:r>
-      <w:r>
-        <w:t xml:space="preserve"> </w:t>
-      </w:r>
-      <w:r>
-        <w:rPr>
-          <w:rStyle w:val="VerbatimChar"/>
-        </w:rPr>
-        <w:t xml:space="preserve">bitmaps</w:t>
-      </w:r>
-      <w:r>
-        <w:t xml:space="preserve"> </w:t>
-      </w:r>
-      <w:r>
-        <w:t xml:space="preserve">array</w:t>
-      </w:r>
-      <w:r>
-        <w:t xml:space="preserve"> </w:t>
-      </w:r>
-      <w:r>
-        <w:rPr>
-          <w:rStyle w:val="VerbatimChar"/>
-        </w:rPr>
-        <w:t xml:space="preserve">real_token_search.py</w:t>
-      </w:r>
-      <w:r>
-        <w:t xml:space="preserve"> </w:t>
-      </w:r>
-      <w:r>
-        <w:t xml:space="preserve">currently fills with the proxy, so the swap is one array plus a</w:t>
-      </w:r>
-      <w:r>
-        <w:t xml:space="preserve"> </w:t>
-      </w:r>
-      <w:r>
-        <w:t xml:space="preserve">training run. Our own task7 Bowman LSTM (0.775 dev) is the same architecture family and is</w:t>
-      </w:r>
-      <w:r>
-        <w:t xml:space="preserve"> </w:t>
-      </w:r>
-      <w:r>
-        <w:t xml:space="preserve">an alternative source of units.</w:t>
+        <w:t xml:space="preserve">involved</w:t>
+      </w:r>
+      <w:r>
+        <w:t xml:space="preserve">, contrary to an earlier draft of this entry.</w:t>
       </w:r>
     </w:p>
     <w:p>
@@ -4279,29 +4135,7 @@
         </w:numPr>
       </w:pPr>
       <w:r>
-        <w:rPr>
-          <w:b/>
-          <w:bCs/>
-        </w:rPr>
-        <w:t xml:space="preserve">(B) Sharpen the fix.</w:t>
-      </w:r>
-      <w:r>
-        <w:t xml:space="preserve"> </w:t>
-      </w:r>
-      <w:r>
-        <w:t xml:space="preserve">Auto-select beam width from a time budget, or add a total-expansion</w:t>
-      </w:r>
-      <w:r>
-        <w:t xml:space="preserve"> </w:t>
-      </w:r>
-      <w:r>
-        <w:t xml:space="preserve">budget guaranteeing termination regardless of width. The real-data plateau at 200 suggests</w:t>
-      </w:r>
-      <w:r>
-        <w:t xml:space="preserve"> </w:t>
-      </w:r>
-      <w:r>
-        <w:t xml:space="preserve">width selection may be easier on real inputs than the synthetic sweep implied.</w:t>
+        <w:t xml:space="preserve">200 sentences / 2 547 tokens, to hold M near D5’s synthetic 2 048. Scaling M is untested.</w:t>
       </w:r>
     </w:p>
     <w:p>
@@ -4313,39 +4147,23 @@
         </w:numPr>
       </w:pPr>
       <w:r>
-        <w:rPr>
-          <w:b/>
-          <w:bCs/>
-        </w:rPr>
-        <w:t xml:space="preserve">(C) Re-examine D5’s scale curve</w:t>
-      </w:r>
-      <w:r>
-        <w:t xml:space="preserve"> </w:t>
-      </w:r>
-      <w:r>
-        <w:t xml:space="preserve">under block-structured overlap: rebuild the synthetic</w:t>
-      </w:r>
-      <w:r>
-        <w:t xml:space="preserve"> </w:t>
-      </w:r>
-      <w:r>
-        <w:t xml:space="preserve">generator to respect within-category mutual exclusion and check whether it then reproduces the</w:t>
-      </w:r>
-      <w:r>
-        <w:t xml:space="preserve"> </w:t>
-      </w:r>
-      <w:r>
-        <w:t xml:space="preserve">real K-axis wall. If it does, we have a generator worth trusting for sizes real data cannot reach.</w:t>
+        <w:t xml:space="preserve">Single seed. The regime gaps are orders of magnitude, so they are unlikely to be noise, but</w:t>
+      </w:r>
+      <w:r>
+        <w:t xml:space="preserve"> </w:t>
+      </w:r>
+      <w:r>
+        <w:t xml:space="preserve">the beam-width IoU plateau in §6 deserves repetition across seeds before it is leaned on.</w:t>
       </w:r>
     </w:p>
     <w:bookmarkEnd w:id="18"/>
-    <w:bookmarkStart w:id="19" w:name="artifacts"/>
+    <w:bookmarkStart w:id="19" w:name="next-steps"/>
     <w:p>
       <w:pPr>
         <w:pStyle w:val="Heading2"/>
       </w:pPr>
       <w:r>
-        <w:t xml:space="preserve">10. Artifacts</w:t>
+        <w:t xml:space="preserve">9. Next steps</w:t>
       </w:r>
     </w:p>
     <w:p>
@@ -4357,31 +4175,342 @@
         </w:numPr>
       </w:pPr>
       <w:r>
-        <w:t xml:space="preserve">Masks + statistics:</w:t>
-      </w:r>
-      <w:r>
-        <w:t xml:space="preserve"> </w:t>
-      </w:r>
-      <w:r>
-        <w:rPr>
-          <w:rStyle w:val="VerbatimChar"/>
-        </w:rPr>
-        <w:t xml:space="preserve">src/real_token_masks.py</w:t>
-      </w:r>
-      <w:r>
-        <w:t xml:space="preserve"> </w:t>
-      </w:r>
-      <w:r>
-        <w:t xml:space="preserve">→</w:t>
-      </w:r>
-      <w:r>
-        <w:t xml:space="preserve"> </w:t>
-      </w:r>
-      <w:r>
-        <w:rPr>
-          <w:rStyle w:val="VerbatimChar"/>
-        </w:rPr>
-        <w:t xml:space="preserve">results/real_token_stats.csv</w:t>
+        <w:rPr>
+          <w:b/>
+          <w:bCs/>
+        </w:rPr>
+        <w:t xml:space="preserve">(A2) Real activations.</w:t>
+      </w:r>
+      <w:r>
+        <w:t xml:space="preserve"> </w:t>
+      </w:r>
+      <w:r>
+        <w:t xml:space="preserve">Replace the proxy neuron with real unit activations over the same</w:t>
+      </w:r>
+      <w:r>
+        <w:t xml:space="preserve"> </w:t>
+      </w:r>
+      <w:r>
+        <w:t xml:space="preserve">token axis. This upgrades the claim from</w:t>
+      </w:r>
+      <w:r>
+        <w:t xml:space="preserve"> </w:t>
+      </w:r>
+      <w:r>
+        <w:t xml:space="preserve">“real token concept</w:t>
+      </w:r>
+      <w:r>
+        <w:t xml:space="preserve"> </w:t>
+      </w:r>
+      <w:r>
+        <w:rPr>
+          <w:i/>
+          <w:iCs/>
+        </w:rPr>
+        <w:t xml:space="preserve">structure</w:t>
+      </w:r>
+      <w:r>
+        <w:t xml:space="preserve"> </w:t>
+      </w:r>
+      <w:r>
+        <w:t xml:space="preserve">breaks the search”</w:t>
+      </w:r>
+      <w:r>
+        <w:t xml:space="preserve"> </w:t>
+      </w:r>
+      <w:r>
+        <w:t xml:space="preserve">to</w:t>
+      </w:r>
+      <w:r>
+        <w:t xml:space="preserve"> </w:t>
+      </w:r>
+      <w:r>
+        <w:t xml:space="preserve">“real neurons in a trained model do.”</w:t>
+      </w:r>
+      <w:r>
+        <w:t xml:space="preserve"> </w:t>
+      </w:r>
+      <w:r>
+        <w:rPr>
+          <w:b/>
+          <w:bCs/>
+        </w:rPr>
+        <w:t xml:space="preserve">Cheaper than first assessed.</w:t>
+      </w:r>
+      <w:r>
+        <w:t xml:space="preserve"> </w:t>
+      </w:r>
+      <w:r>
+        <w:t xml:space="preserve">An earlier draft</w:t>
+      </w:r>
+      <w:r>
+        <w:t xml:space="preserve"> </w:t>
+      </w:r>
+      <w:r>
+        <w:t xml:space="preserve">said this required fetching the OpenNMT en-de BiLSTM from</w:t>
+      </w:r>
+      <w:r>
+        <w:t xml:space="preserve"> </w:t>
+      </w:r>
+      <w:r>
+        <w:rPr>
+          <w:rStyle w:val="VerbatimChar"/>
+        </w:rPr>
+        <w:t xml:space="preserve">nli/models/README.md</w:t>
+      </w:r>
+      <w:r>
+        <w:t xml:space="preserve">; that</w:t>
+      </w:r>
+      <w:r>
+        <w:t xml:space="preserve"> </w:t>
+      </w:r>
+      <w:r>
+        <w:t xml:space="preserve">checkpoint belongs to the</w:t>
+      </w:r>
+      <w:r>
+        <w:t xml:space="preserve"> </w:t>
+      </w:r>
+      <w:r>
+        <w:rPr>
+          <w:b/>
+          <w:bCs/>
+        </w:rPr>
+        <w:t xml:space="preserve">MT</w:t>
+      </w:r>
+      <w:r>
+        <w:t xml:space="preserve"> </w:t>
+      </w:r>
+      <w:r>
+        <w:t xml:space="preserve">half of that codebase and the NLI path never touches it.</w:t>
+      </w:r>
+      <w:r>
+        <w:t xml:space="preserve"> </w:t>
+      </w:r>
+      <w:r>
+        <w:rPr>
+          <w:rStyle w:val="VerbatimChar"/>
+        </w:rPr>
+        <w:t xml:space="preserve">settings.py</w:t>
+      </w:r>
+      <w:r>
+        <w:t xml:space="preserve"> </w:t>
+      </w:r>
+      <w:r>
+        <w:t xml:space="preserve">points at</w:t>
+      </w:r>
+      <w:r>
+        <w:t xml:space="preserve"> </w:t>
+      </w:r>
+      <w:r>
+        <w:rPr>
+          <w:rStyle w:val="VerbatimChar"/>
+        </w:rPr>
+        <w:t xml:space="preserve">models/bowman_snli/6.pth</w:t>
+      </w:r>
+      <w:r>
+        <w:t xml:space="preserve"> </w:t>
+      </w:r>
+      <w:r>
+        <w:t xml:space="preserve">with</w:t>
+      </w:r>
+      <w:r>
+        <w:t xml:space="preserve"> </w:t>
+      </w:r>
+      <w:r>
+        <w:rPr>
+          <w:rStyle w:val="VerbatimChar"/>
+        </w:rPr>
+        <w:t xml:space="preserve">MODEL_TYPE = "bowman"</w:t>
+      </w:r>
+      <w:r>
+        <w:t xml:space="preserve"> </w:t>
+      </w:r>
+      <w:r>
+        <w:t xml:space="preserve">— a Bowman</w:t>
+      </w:r>
+      <w:r>
+        <w:t xml:space="preserve"> </w:t>
+      </w:r>
+      <w:r>
+        <w:t xml:space="preserve">SNLI entailment classifier (</w:t>
+      </w:r>
+      <w:r>
+        <w:rPr>
+          <w:rStyle w:val="VerbatimChar"/>
+        </w:rPr>
+        <w:t xml:space="preserve">BowmanEntailmentClassifier</w:t>
+      </w:r>
+      <w:r>
+        <w:t xml:space="preserve">,</w:t>
+      </w:r>
+      <w:r>
+        <w:t xml:space="preserve"> </w:t>
+      </w:r>
+      <w:r>
+        <w:rPr>
+          <w:rStyle w:val="VerbatimChar"/>
+        </w:rPr>
+        <w:t xml:space="preserve">models.py</w:t>
+      </w:r>
+      <w:r>
+        <w:t xml:space="preserve">) produced locally by</w:t>
+      </w:r>
+      <w:r>
+        <w:t xml:space="preserve"> </w:t>
+      </w:r>
+      <w:r>
+        <w:rPr>
+          <w:rStyle w:val="VerbatimChar"/>
+        </w:rPr>
+        <w:t xml:space="preserve">snli_train.py</w:t>
+      </w:r>
+      <w:r>
+        <w:t xml:space="preserve">, which writes</w:t>
+      </w:r>
+      <w:r>
+        <w:t xml:space="preserve"> </w:t>
+      </w:r>
+      <w:r>
+        <w:rPr>
+          <w:rStyle w:val="VerbatimChar"/>
+        </w:rPr>
+        <w:t xml:space="preserve">{epoch}.pth</w:t>
+      </w:r>
+      <w:r>
+        <w:t xml:space="preserve">; the checked-in</w:t>
+      </w:r>
+      <w:r>
+        <w:t xml:space="preserve"> </w:t>
+      </w:r>
+      <w:r>
+        <w:rPr>
+          <w:rStyle w:val="VerbatimChar"/>
+        </w:rPr>
+        <w:t xml:space="preserve">preds/6_snli_1.0_dev.csv</w:t>
+      </w:r>
+      <w:r>
+        <w:t xml:space="preserve"> </w:t>
+      </w:r>
+      <w:r>
+        <w:t xml:space="preserve">is</w:t>
+      </w:r>
+      <w:r>
+        <w:t xml:space="preserve"> </w:t>
+      </w:r>
+      <w:r>
+        <w:t xml:space="preserve">that epoch-6 model’s output. So the step is</w:t>
+      </w:r>
+      <w:r>
+        <w:t xml:space="preserve"> </w:t>
+      </w:r>
+      <w:r>
+        <w:rPr>
+          <w:b/>
+          <w:bCs/>
+        </w:rPr>
+        <w:t xml:space="preserve">train a small LSTM, not download anything</w:t>
+      </w:r>
+      <w:r>
+        <w:t xml:space="preserve">,</w:t>
+      </w:r>
+      <w:r>
+        <w:t xml:space="preserve"> </w:t>
+      </w:r>
+      <w:r>
+        <w:t xml:space="preserve">and it is CPU-feasible. The plumbing already lines up:</w:t>
+      </w:r>
+      <w:r>
+        <w:t xml:space="preserve"> </w:t>
+      </w:r>
+      <w:r>
+        <w:rPr>
+          <w:rStyle w:val="VerbatimChar"/>
+        </w:rPr>
+        <w:t xml:space="preserve">analyze.py:extract_features()</w:t>
+      </w:r>
+      <w:r>
+        <w:t xml:space="preserve"> </w:t>
+      </w:r>
+      <w:r>
+        <w:t xml:space="preserve">collects per-token hidden states</w:t>
+      </w:r>
+      <w:r>
+        <w:t xml:space="preserve"> </w:t>
+      </w:r>
+      <w:r>
+        <w:rPr>
+          <w:rStyle w:val="VerbatimChar"/>
+        </w:rPr>
+        <w:t xml:space="preserve">(n_tokens, n_units)</w:t>
+      </w:r>
+      <w:r>
+        <w:t xml:space="preserve"> </w:t>
+      </w:r>
+      <w:r>
+        <w:t xml:space="preserve">and</w:t>
+      </w:r>
+      <w:r>
+        <w:t xml:space="preserve"> </w:t>
+      </w:r>
+      <w:r>
+        <w:rPr>
+          <w:rStyle w:val="VerbatimChar"/>
+        </w:rPr>
+        <w:t xml:space="preserve">quantile_features()</w:t>
+      </w:r>
+      <w:r>
+        <w:t xml:space="preserve"> </w:t>
+      </w:r>
+      <w:r>
+        <w:t xml:space="preserve">thresholds</w:t>
+      </w:r>
+      <w:r>
+        <w:t xml:space="preserve"> </w:t>
+      </w:r>
+      <w:r>
+        <w:t xml:space="preserve">each unit into a boolean mask over tokens — precisely the</w:t>
+      </w:r>
+      <w:r>
+        <w:t xml:space="preserve"> </w:t>
+      </w:r>
+      <w:r>
+        <w:rPr>
+          <w:rStyle w:val="VerbatimChar"/>
+        </w:rPr>
+        <w:t xml:space="preserve">bitmaps</w:t>
+      </w:r>
+      <w:r>
+        <w:t xml:space="preserve"> </w:t>
+      </w:r>
+      <w:r>
+        <w:t xml:space="preserve">array</w:t>
+      </w:r>
+      <w:r>
+        <w:t xml:space="preserve"> </w:t>
+      </w:r>
+      <w:r>
+        <w:rPr>
+          <w:rStyle w:val="VerbatimChar"/>
+        </w:rPr>
+        <w:t xml:space="preserve">real_token_search.py</w:t>
+      </w:r>
+      <w:r>
+        <w:t xml:space="preserve"> </w:t>
+      </w:r>
+      <w:r>
+        <w:t xml:space="preserve">currently fills with the proxy, so the swap is one array plus a</w:t>
+      </w:r>
+      <w:r>
+        <w:t xml:space="preserve"> </w:t>
+      </w:r>
+      <w:r>
+        <w:t xml:space="preserve">training run. Our own task7 Bowman LSTM (0.775 dev) is the same architecture family and is</w:t>
+      </w:r>
+      <w:r>
+        <w:t xml:space="preserve"> </w:t>
+      </w:r>
+      <w:r>
+        <w:t xml:space="preserve">an alternative source of units.</w:t>
       </w:r>
     </w:p>
     <w:p>
@@ -4393,67 +4522,29 @@
         </w:numPr>
       </w:pPr>
       <w:r>
-        <w:t xml:space="preserve">Search on real masks:</w:t>
-      </w:r>
-      <w:r>
-        <w:t xml:space="preserve"> </w:t>
-      </w:r>
-      <w:r>
-        <w:rPr>
-          <w:rStyle w:val="VerbatimChar"/>
-        </w:rPr>
-        <w:t xml:space="preserve">src/real_token_search.py</w:t>
-      </w:r>
-      <w:r>
-        <w:t xml:space="preserve"> </w:t>
-      </w:r>
-      <w:r>
-        <w:t xml:space="preserve">→</w:t>
-      </w:r>
-      <w:r>
-        <w:t xml:space="preserve"> </w:t>
-      </w:r>
-      <w:r>
-        <w:rPr>
-          <w:rStyle w:val="VerbatimChar"/>
-        </w:rPr>
-        <w:t xml:space="preserve">results/real_token_search.csv</w:t>
-      </w:r>
-      <w:r>
-        <w:t xml:space="preserve">,</w:t>
-      </w:r>
-      <w:r>
-        <w:t xml:space="preserve"> </w:t>
-      </w:r>
-      <w:r>
-        <w:rPr>
-          <w:rStyle w:val="VerbatimChar"/>
-        </w:rPr>
-        <w:t xml:space="preserve">results/real_K30.csv</w:t>
-      </w:r>
-      <w:r>
-        <w:t xml:space="preserve">,</w:t>
-      </w:r>
-      <w:r>
-        <w:t xml:space="preserve"> </w:t>
-      </w:r>
-      <w:r>
-        <w:rPr>
-          <w:rStyle w:val="VerbatimChar"/>
-        </w:rPr>
-        <w:t xml:space="preserve">results/real_K50.csv</w:t>
-      </w:r>
-      <w:r>
-        <w:t xml:space="preserve">,</w:t>
-      </w:r>
-      <w:r>
-        <w:t xml:space="preserve"> </w:t>
-      </w:r>
-      <w:r>
-        <w:rPr>
-          <w:rStyle w:val="VerbatimChar"/>
-        </w:rPr>
-        <w:t xml:space="preserve">results/real_lemma_control_K50.csv</w:t>
+        <w:rPr>
+          <w:b/>
+          <w:bCs/>
+        </w:rPr>
+        <w:t xml:space="preserve">(B) Sharpen the fix.</w:t>
+      </w:r>
+      <w:r>
+        <w:t xml:space="preserve"> </w:t>
+      </w:r>
+      <w:r>
+        <w:t xml:space="preserve">Auto-select beam width from a time budget, or add a total-expansion</w:t>
+      </w:r>
+      <w:r>
+        <w:t xml:space="preserve"> </w:t>
+      </w:r>
+      <w:r>
+        <w:t xml:space="preserve">budget guaranteeing termination regardless of width. The real-data plateau at 200 suggests</w:t>
+      </w:r>
+      <w:r>
+        <w:t xml:space="preserve"> </w:t>
+      </w:r>
+      <w:r>
+        <w:t xml:space="preserve">width selection may be easier on real inputs than the synthetic sweep implied.</w:t>
       </w:r>
     </w:p>
     <w:p>
@@ -4465,16 +4556,39 @@
         </w:numPr>
       </w:pPr>
       <w:r>
-        <w:t xml:space="preserve">Beam validation:</w:t>
-      </w:r>
-      <w:r>
-        <w:t xml:space="preserve"> </w:t>
-      </w:r>
-      <w:r>
-        <w:rPr>
-          <w:rStyle w:val="VerbatimChar"/>
-        </w:rPr>
-        <w:t xml:space="preserve">results/real_beam_K50.csv</w:t>
+        <w:rPr>
+          <w:b/>
+          <w:bCs/>
+        </w:rPr>
+        <w:t xml:space="preserve">(C) Re-examine D5’s scale curve</w:t>
+      </w:r>
+      <w:r>
+        <w:t xml:space="preserve"> </w:t>
+      </w:r>
+      <w:r>
+        <w:t xml:space="preserve">under block-structured overlap: rebuild the synthetic</w:t>
+      </w:r>
+      <w:r>
+        <w:t xml:space="preserve"> </w:t>
+      </w:r>
+      <w:r>
+        <w:t xml:space="preserve">generator to respect within-category mutual exclusion and check whether it then reproduces the</w:t>
+      </w:r>
+      <w:r>
+        <w:t xml:space="preserve"> </w:t>
+      </w:r>
+      <w:r>
+        <w:t xml:space="preserve">real K-axis wall. If it does, we have a generator worth trusting for sizes real data cannot reach.</w:t>
+      </w:r>
+    </w:p>
+    <w:bookmarkEnd w:id="19"/>
+    <w:bookmarkStart w:id="20" w:name="artifacts"/>
+    <w:p>
+      <w:pPr>
+        <w:pStyle w:val="Heading2"/>
+      </w:pPr>
+      <w:r>
+        <w:t xml:space="preserve">10. Artifacts</w:t>
       </w:r>
     </w:p>
     <w:p>
@@ -4482,20 +4596,35 @@
         <w:pStyle w:val="Compact"/>
         <w:numPr>
           <w:ilvl w:val="0"/>
-          <w:numId w:val="1004"/>
+          <w:numId w:val="1005"/>
         </w:numPr>
       </w:pPr>
       <w:r>
-        <w:t xml:space="preserve">Fix (unchanged from D5):</w:t>
-      </w:r>
-      <w:r>
-        <w:t xml:space="preserve"> </w:t>
-      </w:r>
-      <w:r>
-        <w:rPr>
-          <w:rStyle w:val="VerbatimChar"/>
-        </w:rPr>
-        <w:t xml:space="preserve">patches/0001-frontier-beam-fallback.patch</w:t>
+        <w:t xml:space="preserve">Masks + statistics:</w:t>
+      </w:r>
+      <w:r>
+        <w:t xml:space="preserve"> </w:t>
+      </w:r>
+      <w:r>
+        <w:rPr>
+          <w:rStyle w:val="VerbatimChar"/>
+        </w:rPr>
+        <w:t xml:space="preserve">src/real_token_masks.py</w:t>
+      </w:r>
+      <w:r>
+        <w:t xml:space="preserve"> </w:t>
+      </w:r>
+      <w:r>
+        <w:t xml:space="preserve">→</w:t>
+      </w:r>
+      <w:r>
+        <w:t xml:space="preserve"> </w:t>
+      </w:r>
+      <w:r>
+        <w:rPr>
+          <w:rStyle w:val="VerbatimChar"/>
+        </w:rPr>
+        <w:t xml:space="preserve">results/real_token_stats.csv</w:t>
       </w:r>
     </w:p>
     <w:p>
@@ -4503,26 +4632,71 @@
         <w:pStyle w:val="Compact"/>
         <w:numPr>
           <w:ilvl w:val="0"/>
-          <w:numId w:val="1004"/>
+          <w:numId w:val="1005"/>
         </w:numPr>
       </w:pPr>
       <w:r>
-        <w:t xml:space="preserve">Source annotations:</w:t>
-      </w:r>
-      <w:r>
-        <w:t xml:space="preserve"> </w:t>
-      </w:r>
-      <w:r>
-        <w:rPr>
-          <w:rStyle w:val="VerbatimChar"/>
-        </w:rPr>
-        <w:t xml:space="preserve">snli_1.0_dev.feats</w:t>
-      </w:r>
-      <w:r>
-        <w:t xml:space="preserve"> </w:t>
-      </w:r>
-      <w:r>
-        <w:t xml:space="preserve">from the NLI codebase (not vendored here)</w:t>
+        <w:t xml:space="preserve">Search on real masks:</w:t>
+      </w:r>
+      <w:r>
+        <w:t xml:space="preserve"> </w:t>
+      </w:r>
+      <w:r>
+        <w:rPr>
+          <w:rStyle w:val="VerbatimChar"/>
+        </w:rPr>
+        <w:t xml:space="preserve">src/real_token_search.py</w:t>
+      </w:r>
+      <w:r>
+        <w:t xml:space="preserve"> </w:t>
+      </w:r>
+      <w:r>
+        <w:t xml:space="preserve">→</w:t>
+      </w:r>
+      <w:r>
+        <w:t xml:space="preserve"> </w:t>
+      </w:r>
+      <w:r>
+        <w:rPr>
+          <w:rStyle w:val="VerbatimChar"/>
+        </w:rPr>
+        <w:t xml:space="preserve">results/real_token_search.csv</w:t>
+      </w:r>
+      <w:r>
+        <w:t xml:space="preserve">,</w:t>
+      </w:r>
+      <w:r>
+        <w:t xml:space="preserve"> </w:t>
+      </w:r>
+      <w:r>
+        <w:rPr>
+          <w:rStyle w:val="VerbatimChar"/>
+        </w:rPr>
+        <w:t xml:space="preserve">results/real_K30.csv</w:t>
+      </w:r>
+      <w:r>
+        <w:t xml:space="preserve">,</w:t>
+      </w:r>
+      <w:r>
+        <w:t xml:space="preserve"> </w:t>
+      </w:r>
+      <w:r>
+        <w:rPr>
+          <w:rStyle w:val="VerbatimChar"/>
+        </w:rPr>
+        <w:t xml:space="preserve">results/real_K50.csv</w:t>
+      </w:r>
+      <w:r>
+        <w:t xml:space="preserve">,</w:t>
+      </w:r>
+      <w:r>
+        <w:t xml:space="preserve"> </w:t>
+      </w:r>
+      <w:r>
+        <w:rPr>
+          <w:rStyle w:val="VerbatimChar"/>
+        </w:rPr>
+        <w:t xml:space="preserve">results/real_lemma_control_K50.csv</w:t>
       </w:r>
     </w:p>
     <w:p>
@@ -4530,10 +4704,79 @@
         <w:pStyle w:val="Compact"/>
         <w:numPr>
           <w:ilvl w:val="0"/>
-          <w:numId w:val="1004"/>
+          <w:numId w:val="1005"/>
         </w:numPr>
       </w:pPr>
       <w:r>
+        <w:t xml:space="preserve">Beam validation:</w:t>
+      </w:r>
+      <w:r>
+        <w:t xml:space="preserve"> </w:t>
+      </w:r>
+      <w:r>
+        <w:rPr>
+          <w:rStyle w:val="VerbatimChar"/>
+        </w:rPr>
+        <w:t xml:space="preserve">results/real_beam_K50.csv</w:t>
+      </w:r>
+    </w:p>
+    <w:p>
+      <w:pPr>
+        <w:pStyle w:val="Compact"/>
+        <w:numPr>
+          <w:ilvl w:val="0"/>
+          <w:numId w:val="1005"/>
+        </w:numPr>
+      </w:pPr>
+      <w:r>
+        <w:t xml:space="preserve">Fix (unchanged from D5):</w:t>
+      </w:r>
+      <w:r>
+        <w:t xml:space="preserve"> </w:t>
+      </w:r>
+      <w:r>
+        <w:rPr>
+          <w:rStyle w:val="VerbatimChar"/>
+        </w:rPr>
+        <w:t xml:space="preserve">patches/0001-frontier-beam-fallback.patch</w:t>
+      </w:r>
+    </w:p>
+    <w:p>
+      <w:pPr>
+        <w:pStyle w:val="Compact"/>
+        <w:numPr>
+          <w:ilvl w:val="0"/>
+          <w:numId w:val="1005"/>
+        </w:numPr>
+      </w:pPr>
+      <w:r>
+        <w:t xml:space="preserve">Source annotations:</w:t>
+      </w:r>
+      <w:r>
+        <w:t xml:space="preserve"> </w:t>
+      </w:r>
+      <w:r>
+        <w:rPr>
+          <w:rStyle w:val="VerbatimChar"/>
+        </w:rPr>
+        <w:t xml:space="preserve">snli_1.0_dev.feats</w:t>
+      </w:r>
+      <w:r>
+        <w:t xml:space="preserve"> </w:t>
+      </w:r>
+      <w:r>
+        <w:t xml:space="preserve">from the NLI codebase (not vendored here)</w:t>
+      </w:r>
+    </w:p>
+    <w:p>
+      <w:pPr>
+        <w:pStyle w:val="Compact"/>
+        <w:numPr>
+          <w:ilvl w:val="0"/>
+          <w:numId w:val="1005"/>
+        </w:numPr>
+      </w:pPr>
+      <w:r>
         <w:t xml:space="preserve">Upstream pin:</w:t>
       </w:r>
       <w:r>
@@ -4561,8 +4804,8 @@
         <w:t xml:space="preserve">)</w:t>
       </w:r>
     </w:p>
-    <w:bookmarkEnd w:id="19"/>
     <w:bookmarkEnd w:id="20"/>
+    <w:bookmarkEnd w:id="21"/>
     <w:sectPr>
       <w:pgSz w:h="12240" w:orient="landscape" w:w="15840"/>
       <w:pgMar w:bottom="720" w:footer="720" w:gutter="0" w:header="720" w:left="720" w:right="720" w:top="720"/>
@@ -4788,6 +5031,9 @@
     <w:abstractNumId w:val="991"/>
   </w:num>
   <w:num w:numId="1004">
+    <w:abstractNumId w:val="991"/>
+  </w:num>
+  <w:num w:numId="1005">
     <w:abstractNumId w:val="991"/>
   </w:num>
 </w:numbering>
